--- a/Lesson_09_Commands_and_Intentions.docx
+++ b/Lesson_09_Commands_and_Intentions.docx
@@ -224,13 +224,7 @@
         <w:t xml:space="preserve">(</w:t>
       </w:r>
       <w:r>
-        <w:t xml:space="preserve">“</w:t>
-      </w:r>
-      <w:r>
-        <w:t xml:space="preserve">to have</w:t>
-      </w:r>
-      <w:r>
-        <w:t xml:space="preserve">”</w:t>
+        <w:t xml:space="preserve">“to have”</w:t>
       </w:r>
       <w:r>
         <w:t xml:space="preserve">)</w:t>
@@ -382,7 +376,6 @@
       <w:tblPr>
         <w:tblStyle w:val="Table"/>
         <w:tblW w:type="pct" w:w="5000"/>
-        <w:jc w:val="left"/>
         <w:tblLayout w:type="fixed"/>
         <w:tblLook w:firstRow="1" w:lastRow="0" w:firstColumn="0" w:lastColumn="0" w:noHBand="0" w:noVBand="0" w:val="0020"/>
       </w:tblPr>
@@ -401,7 +394,6 @@
           <w:p>
             <w:pPr>
               <w:pStyle w:val="Compact"/>
-              <w:jc w:val="left"/>
             </w:pPr>
             <w:r>
               <w:t xml:space="preserve">#</w:t>
@@ -413,7 +405,6 @@
           <w:p>
             <w:pPr>
               <w:pStyle w:val="Compact"/>
-              <w:jc w:val="left"/>
             </w:pPr>
             <w:r>
               <w:t xml:space="preserve">Question</w:t>
@@ -425,7 +416,6 @@
           <w:p>
             <w:pPr>
               <w:pStyle w:val="Compact"/>
-              <w:jc w:val="left"/>
             </w:pPr>
             <w:r>
               <w:t xml:space="preserve">Expected answer</w:t>
@@ -437,7 +427,6 @@
           <w:p>
             <w:pPr>
               <w:pStyle w:val="Compact"/>
-              <w:jc w:val="left"/>
             </w:pPr>
             <w:r>
               <w:t xml:space="preserve">Syriac</w:t>
@@ -451,7 +440,6 @@
           <w:p>
             <w:pPr>
               <w:pStyle w:val="Compact"/>
-              <w:jc w:val="left"/>
             </w:pPr>
             <w:r>
               <w:t xml:space="preserve">1</w:t>
@@ -463,7 +451,6 @@
           <w:p>
             <w:pPr>
               <w:pStyle w:val="Compact"/>
-              <w:jc w:val="left"/>
             </w:pPr>
             <w:r>
               <w:t xml:space="preserve">What is the Peal perfect 3 m.sg. of</w:t>
@@ -491,7 +478,6 @@
           <w:p>
             <w:pPr>
               <w:pStyle w:val="Compact"/>
-              <w:jc w:val="left"/>
             </w:pPr>
             <w:r>
               <w:rPr>
@@ -513,7 +499,6 @@
           <w:p>
             <w:pPr>
               <w:pStyle w:val="Compact"/>
-              <w:jc w:val="left"/>
             </w:pPr>
             <w:r>
               <w:t xml:space="preserve">ܟܬܒ</w:t>
@@ -527,7 +512,6 @@
           <w:p>
             <w:pPr>
               <w:pStyle w:val="Compact"/>
-              <w:jc w:val="left"/>
             </w:pPr>
             <w:r>
               <w:t xml:space="preserve">2</w:t>
@@ -539,7 +523,6 @@
           <w:p>
             <w:pPr>
               <w:pStyle w:val="Compact"/>
-              <w:jc w:val="left"/>
             </w:pPr>
             <w:r>
               <w:t xml:space="preserve">What is the Peal imperfect 3 m.sg. of</w:t>
@@ -567,7 +550,6 @@
           <w:p>
             <w:pPr>
               <w:pStyle w:val="Compact"/>
-              <w:jc w:val="left"/>
             </w:pPr>
             <w:r>
               <w:rPr>
@@ -589,7 +571,6 @@
           <w:p>
             <w:pPr>
               <w:pStyle w:val="Compact"/>
-              <w:jc w:val="left"/>
             </w:pPr>
             <w:r>
               <w:t xml:space="preserve">ܢܫܡܥ</w:t>
@@ -603,7 +584,6 @@
           <w:p>
             <w:pPr>
               <w:pStyle w:val="Compact"/>
-              <w:jc w:val="left"/>
             </w:pPr>
             <w:r>
               <w:t xml:space="preserve">3</w:t>
@@ -615,7 +595,6 @@
           <w:p>
             <w:pPr>
               <w:pStyle w:val="Compact"/>
-              <w:jc w:val="left"/>
             </w:pPr>
             <w:r>
               <w:t xml:space="preserve">How do you say</w:t>
@@ -624,13 +603,7 @@
               <w:t xml:space="preserve"> </w:t>
             </w:r>
             <w:r>
-              <w:t xml:space="preserve">“</w:t>
-            </w:r>
-            <w:r>
-              <w:t xml:space="preserve">the king commanded</w:t>
-            </w:r>
-            <w:r>
-              <w:t xml:space="preserve">”</w:t>
+              <w:t xml:space="preserve">“the king commanded”</w:t>
             </w:r>
             <w:r>
               <w:t xml:space="preserve"> </w:t>
@@ -655,7 +628,6 @@
           <w:p>
             <w:pPr>
               <w:pStyle w:val="Compact"/>
-              <w:jc w:val="left"/>
             </w:pPr>
             <w:r>
               <w:rPr>
@@ -677,7 +649,6 @@
           <w:p>
             <w:pPr>
               <w:pStyle w:val="Compact"/>
-              <w:jc w:val="left"/>
             </w:pPr>
             <w:r>
               <w:t xml:space="preserve">ܦܩܕ ܡܠܟܐ</w:t>
@@ -691,7 +662,6 @@
           <w:p>
             <w:pPr>
               <w:pStyle w:val="Compact"/>
-              <w:jc w:val="left"/>
             </w:pPr>
             <w:r>
               <w:t xml:space="preserve">4</w:t>
@@ -703,7 +673,6 @@
           <w:p>
             <w:pPr>
               <w:pStyle w:val="Compact"/>
-              <w:jc w:val="left"/>
             </w:pPr>
             <w:r>
               <w:t xml:space="preserve">What does the Paael stem add to the root’s meaning?</w:t>
@@ -715,7 +684,6 @@
           <w:p>
             <w:pPr>
               <w:pStyle w:val="Compact"/>
-              <w:jc w:val="left"/>
             </w:pPr>
             <w:r>
               <w:t xml:space="preserve">Intensity, repetition, or a denominative meaning</w:t>
@@ -727,7 +695,6 @@
           <w:p>
             <w:pPr>
               <w:pStyle w:val="Compact"/>
-              <w:jc w:val="left"/>
             </w:pPr>
             <w:r>
               <w:t xml:space="preserve">—</w:t>
@@ -741,7 +708,6 @@
           <w:p>
             <w:pPr>
               <w:pStyle w:val="Compact"/>
-              <w:jc w:val="left"/>
             </w:pPr>
             <w:r>
               <w:t xml:space="preserve">5</w:t>
@@ -753,7 +719,6 @@
           <w:p>
             <w:pPr>
               <w:pStyle w:val="Compact"/>
-              <w:jc w:val="left"/>
             </w:pPr>
             <w:r>
               <w:t xml:space="preserve">Give the Aphel perfect 3 m.sg. of</w:t>
@@ -781,7 +746,6 @@
           <w:p>
             <w:pPr>
               <w:pStyle w:val="Compact"/>
-              <w:jc w:val="left"/>
             </w:pPr>
             <w:r>
               <w:rPr>
@@ -803,7 +767,6 @@
           <w:p>
             <w:pPr>
               <w:pStyle w:val="Compact"/>
-              <w:jc w:val="left"/>
             </w:pPr>
             <w:r>
               <w:t xml:space="preserve">ܐܦܩ</w:t>
@@ -858,13 +821,7 @@
         <w:t xml:space="preserve">or requests addressed to a second person (</w:t>
       </w:r>
       <w:r>
-        <w:t xml:space="preserve">“</w:t>
-      </w:r>
-      <w:r>
-        <w:t xml:space="preserve">you</w:t>
-      </w:r>
-      <w:r>
-        <w:t xml:space="preserve">”</w:t>
+        <w:t xml:space="preserve">“you”</w:t>
       </w:r>
       <w:r>
         <w:t xml:space="preserve">). In Syriac, as in</w:t>
@@ -988,13 +945,7 @@
         <w:t xml:space="preserve"> </w:t>
       </w:r>
       <w:r>
-        <w:t xml:space="preserve">“</w:t>
-      </w:r>
-      <w:r>
-        <w:t xml:space="preserve">write!</w:t>
-      </w:r>
-      <w:r>
-        <w:t xml:space="preserve">”</w:t>
+        <w:t xml:space="preserve">“write!”</w:t>
       </w:r>
       <w:r>
         <w:t xml:space="preserve">). This parallels the</w:t>
@@ -1097,19 +1048,13 @@
         <w:t xml:space="preserve"> </w:t>
       </w:r>
       <w:r>
-        <w:t xml:space="preserve">“</w:t>
-      </w:r>
-      <w:r>
-        <w:t xml:space="preserve">Write!</w:t>
-      </w:r>
-      <w:r>
-        <w:t xml:space="preserve"> </w:t>
-      </w:r>
-      <w:r>
-        <w:t xml:space="preserve">(to one man)</w:t>
-      </w:r>
-      <w:r>
-        <w:t xml:space="preserve">”</w:t>
+        <w:t xml:space="preserve">“Write!</w:t>
+      </w:r>
+      <w:r>
+        <w:t xml:space="preserve"> </w:t>
+      </w:r>
+      <w:r>
+        <w:t xml:space="preserve">(to one man)”</w:t>
       </w:r>
     </w:p>
     <w:p>
@@ -1159,13 +1104,7 @@
         <w:t xml:space="preserve"> </w:t>
       </w:r>
       <w:r>
-        <w:t xml:space="preserve">“</w:t>
-      </w:r>
-      <w:r>
-        <w:t xml:space="preserve">Write! (to one woman)</w:t>
-      </w:r>
-      <w:r>
-        <w:t xml:space="preserve">”</w:t>
+        <w:t xml:space="preserve">“Write! (to one woman)”</w:t>
       </w:r>
     </w:p>
     <w:p>
@@ -1221,13 +1160,7 @@
         <w:t xml:space="preserve"> </w:t>
       </w:r>
       <w:r>
-        <w:t xml:space="preserve">“</w:t>
-      </w:r>
-      <w:r>
-        <w:t xml:space="preserve">Write! (to a group of men)</w:t>
-      </w:r>
-      <w:r>
-        <w:t xml:space="preserve">”</w:t>
+        <w:t xml:space="preserve">“Write! (to a group of men)”</w:t>
       </w:r>
     </w:p>
     <w:p>
@@ -1283,13 +1216,7 @@
         <w:t xml:space="preserve"> </w:t>
       </w:r>
       <w:r>
-        <w:t xml:space="preserve">“</w:t>
-      </w:r>
-      <w:r>
-        <w:t xml:space="preserve">Write! (to a group of women)</w:t>
-      </w:r>
-      <w:r>
-        <w:t xml:space="preserve">”</w:t>
+        <w:t xml:space="preserve">“Write! (to a group of women)”</w:t>
       </w:r>
     </w:p>
     <w:p>
@@ -1336,7 +1263,6 @@
       <w:tblPr>
         <w:tblStyle w:val="Table"/>
         <w:tblW w:type="pct" w:w="4889"/>
-        <w:jc w:val="left"/>
         <w:tblLayout w:type="fixed"/>
         <w:tblLook w:firstRow="1" w:lastRow="0" w:firstColumn="0" w:lastColumn="0" w:noHBand="0" w:noVBand="0" w:val="0020"/>
       </w:tblPr>
@@ -1674,7 +1600,6 @@
       <w:tblPr>
         <w:tblStyle w:val="Table"/>
         <w:tblW w:type="pct" w:w="4888"/>
-        <w:jc w:val="left"/>
         <w:tblLayout w:type="fixed"/>
         <w:tblLook w:firstRow="1" w:lastRow="0" w:firstColumn="0" w:lastColumn="0" w:noHBand="0" w:noVBand="0" w:val="0020"/>
       </w:tblPr>
@@ -2054,13 +1979,7 @@
         <w:t xml:space="preserve"> </w:t>
       </w:r>
       <w:r>
-        <w:t xml:space="preserve">“</w:t>
-      </w:r>
-      <w:r>
-        <w:t xml:space="preserve">Bless! / Praise!</w:t>
-      </w:r>
-      <w:r>
-        <w:t xml:space="preserve">”</w:t>
+        <w:t xml:space="preserve">“Bless! / Praise!”</w:t>
       </w:r>
       <w:r>
         <w:t xml:space="preserve">;</w:t>
@@ -2085,13 +2004,7 @@
         <w:t xml:space="preserve"> </w:t>
       </w:r>
       <w:r>
-        <w:t xml:space="preserve">“</w:t>
-      </w:r>
-      <w:r>
-        <w:t xml:space="preserve">Teach!</w:t>
-      </w:r>
-      <w:r>
-        <w:t xml:space="preserve">”</w:t>
+        <w:t xml:space="preserve">“Teach!”</w:t>
       </w:r>
     </w:p>
     <w:p>
@@ -2141,13 +2054,7 @@
         <w:t xml:space="preserve"> </w:t>
       </w:r>
       <w:r>
-        <w:t xml:space="preserve">“</w:t>
-      </w:r>
-      <w:r>
-        <w:t xml:space="preserve">Bring out!</w:t>
-      </w:r>
-      <w:r>
-        <w:t xml:space="preserve">”</w:t>
+        <w:t xml:space="preserve">“Bring out!”</w:t>
       </w:r>
       <w:r>
         <w:t xml:space="preserve">;</w:t>
@@ -2172,13 +2079,7 @@
         <w:t xml:space="preserve"> </w:t>
       </w:r>
       <w:r>
-        <w:t xml:space="preserve">“</w:t>
-      </w:r>
-      <w:r>
-        <w:t xml:space="preserve">Show!</w:t>
-      </w:r>
-      <w:r>
-        <w:t xml:space="preserve">”</w:t>
+        <w:t xml:space="preserve">“Show!”</w:t>
       </w:r>
     </w:p>
     <w:p>
@@ -2240,13 +2141,7 @@
         <w:t xml:space="preserve"> </w:t>
       </w:r>
       <w:r>
-        <w:t xml:space="preserve">“</w:t>
-      </w:r>
-      <w:r>
-        <w:t xml:space="preserve">Do not write!</w:t>
-      </w:r>
-      <w:r>
-        <w:t xml:space="preserve">”</w:t>
+        <w:t xml:space="preserve">“Do not write!”</w:t>
       </w:r>
       <w:r>
         <w:t xml:space="preserve"> </w:t>
@@ -2258,13 +2153,7 @@
         <w:t xml:space="preserve"> </w:t>
       </w:r>
       <w:r>
-        <w:t xml:space="preserve">“</w:t>
-      </w:r>
-      <w:r>
-        <w:t xml:space="preserve">you-shall-not write</w:t>
-      </w:r>
-      <w:r>
-        <w:t xml:space="preserve">”</w:t>
+        <w:t xml:space="preserve">“you-shall-not write”</w:t>
       </w:r>
       <w:r>
         <w:t xml:space="preserve">)</w:t>
@@ -2281,13 +2170,7 @@
         <w:t xml:space="preserve"> </w:t>
       </w:r>
       <w:r>
-        <w:t xml:space="preserve">“</w:t>
-      </w:r>
-      <w:r>
-        <w:t xml:space="preserve">Do not listen!</w:t>
-      </w:r>
-      <w:r>
-        <w:t xml:space="preserve">”</w:t>
+        <w:t xml:space="preserve">“Do not listen!”</w:t>
       </w:r>
     </w:p>
     <w:p>
@@ -2320,7 +2203,6 @@
       <w:tblPr>
         <w:tblStyle w:val="Table"/>
         <w:tblW w:type="pct" w:w="4873"/>
-        <w:jc w:val="left"/>
         <w:tblLayout w:type="fixed"/>
         <w:tblLook w:firstRow="1" w:lastRow="0" w:firstColumn="0" w:lastColumn="0" w:noHBand="0" w:noVBand="0" w:val="0020"/>
       </w:tblPr>
@@ -2851,7 +2733,6 @@
       <w:tblPr>
         <w:tblStyle w:val="Table"/>
         <w:tblW w:type="pct" w:w="4875"/>
-        <w:jc w:val="left"/>
         <w:tblLayout w:type="fixed"/>
         <w:tblLook w:firstRow="1" w:lastRow="0" w:firstColumn="0" w:lastColumn="0" w:noHBand="0" w:noVBand="0" w:val="0020"/>
       </w:tblPr>
@@ -3374,13 +3255,7 @@
         <w:t xml:space="preserve"> </w:t>
       </w:r>
       <w:r>
-        <w:t xml:space="preserve">“</w:t>
-      </w:r>
-      <w:r>
-        <w:t xml:space="preserve">source</w:t>
-      </w:r>
-      <w:r>
-        <w:t xml:space="preserve">”</w:t>
+        <w:t xml:space="preserve">“source”</w:t>
       </w:r>
       <w:r>
         <w:t xml:space="preserve">). In Hebrew it</w:t>
@@ -3477,13 +3352,7 @@
         <w:t xml:space="preserve">(</w:t>
       </w:r>
       <w:r>
-        <w:t xml:space="preserve">“</w:t>
-      </w:r>
-      <w:r>
-        <w:t xml:space="preserve">to</w:t>
-      </w:r>
-      <w:r>
-        <w:t xml:space="preserve">”</w:t>
+        <w:t xml:space="preserve">“to”</w:t>
       </w:r>
       <w:r>
         <w:t xml:space="preserve">).</w:t>
@@ -3544,19 +3413,13 @@
         <w:t xml:space="preserve"> </w:t>
       </w:r>
       <w:r>
-        <w:t xml:space="preserve">‘</w:t>
-      </w:r>
-      <w:r>
-        <w:t xml:space="preserve">the writing / to</w:t>
-      </w:r>
-      <w:r>
-        <w:t xml:space="preserve"> </w:t>
-      </w:r>
-      <w:r>
-        <w:t xml:space="preserve">write</w:t>
-      </w:r>
-      <w:r>
-        <w:t xml:space="preserve">’</w:t>
+        <w:t xml:space="preserve">‘the writing / to</w:t>
+      </w:r>
+      <w:r>
+        <w:t xml:space="preserve"> </w:t>
+      </w:r>
+      <w:r>
+        <w:t xml:space="preserve">write’</w:t>
       </w:r>
       <w:r>
         <w:t xml:space="preserve">. Root š-m-ʿ →</w:t>
@@ -3581,13 +3444,7 @@
         <w:t xml:space="preserve"> </w:t>
       </w:r>
       <w:r>
-        <w:t xml:space="preserve">‘</w:t>
-      </w:r>
-      <w:r>
-        <w:t xml:space="preserve">the hearing</w:t>
-      </w:r>
-      <w:r>
-        <w:t xml:space="preserve">’</w:t>
+        <w:t xml:space="preserve">‘the hearing’</w:t>
       </w:r>
       <w:r>
         <w:t xml:space="preserve">.</w:t>
@@ -3636,19 +3493,13 @@
         <w:t xml:space="preserve"> </w:t>
       </w:r>
       <w:r>
-        <w:t xml:space="preserve">‘</w:t>
-      </w:r>
-      <w:r>
-        <w:t xml:space="preserve">the</w:t>
-      </w:r>
-      <w:r>
-        <w:t xml:space="preserve"> </w:t>
-      </w:r>
-      <w:r>
-        <w:t xml:space="preserve">blessing</w:t>
-      </w:r>
-      <w:r>
-        <w:t xml:space="preserve">’</w:t>
+        <w:t xml:space="preserve">‘the</w:t>
+      </w:r>
+      <w:r>
+        <w:t xml:space="preserve"> </w:t>
+      </w:r>
+      <w:r>
+        <w:t xml:space="preserve">blessing’</w:t>
       </w:r>
       <w:r>
         <w:t xml:space="preserve">.</w:t>
@@ -3697,13 +3548,7 @@
         <w:t xml:space="preserve"> </w:t>
       </w:r>
       <w:r>
-        <w:t xml:space="preserve">‘</w:t>
-      </w:r>
-      <w:r>
-        <w:t xml:space="preserve">to bring out</w:t>
-      </w:r>
-      <w:r>
-        <w:t xml:space="preserve">’</w:t>
+        <w:t xml:space="preserve">‘to bring out’</w:t>
       </w:r>
       <w:r>
         <w:t xml:space="preserve">.</w:t>
@@ -3725,7 +3570,6 @@
       <w:tblPr>
         <w:tblStyle w:val="Table"/>
         <w:tblW w:type="pct" w:w="4889"/>
-        <w:jc w:val="left"/>
         <w:tblLayout w:type="fixed"/>
         <w:tblLook w:firstRow="1" w:lastRow="0" w:firstColumn="0" w:lastColumn="0" w:noHBand="0" w:noVBand="0" w:val="0020"/>
       </w:tblPr>
@@ -4155,13 +3999,7 @@
         <w:t xml:space="preserve"> </w:t>
       </w:r>
       <w:r>
-        <w:t xml:space="preserve">‘</w:t>
-      </w:r>
-      <w:r>
-        <w:t xml:space="preserve">he began to write</w:t>
-      </w:r>
-      <w:r>
-        <w:t xml:space="preserve">’</w:t>
+        <w:t xml:space="preserve">‘he began to write’</w:t>
       </w:r>
       <w:r>
         <w:t xml:space="preserve">,</w:t>
@@ -4170,13 +4008,7 @@
         <w:t xml:space="preserve"> </w:t>
       </w:r>
       <w:r>
-        <w:t xml:space="preserve">‘</w:t>
-      </w:r>
-      <w:r>
-        <w:t xml:space="preserve">she is able to hear</w:t>
-      </w:r>
-      <w:r>
-        <w:t xml:space="preserve">’</w:t>
+        <w:t xml:space="preserve">‘she is able to hear’</w:t>
       </w:r>
       <w:r>
         <w:t xml:space="preserve">.</w:t>
@@ -4222,7 +4054,6 @@
       <w:tblPr>
         <w:tblStyle w:val="Table"/>
         <w:tblW w:type="pct" w:w="4875"/>
-        <w:jc w:val="left"/>
         <w:tblLayout w:type="fixed"/>
         <w:tblLook w:firstRow="1" w:lastRow="0" w:firstColumn="0" w:lastColumn="0" w:noHBand="0" w:noVBand="0" w:val="0020"/>
       </w:tblPr>
@@ -5196,13 +5027,7 @@
         <w:t xml:space="preserve"> </w:t>
       </w:r>
       <w:r>
-        <w:t xml:space="preserve">‘</w:t>
-      </w:r>
-      <w:r>
-        <w:t xml:space="preserve">ask</w:t>
-      </w:r>
-      <w:r>
-        <w:t xml:space="preserve">’</w:t>
+        <w:t xml:space="preserve">‘ask’</w:t>
       </w:r>
       <w:r>
         <w:t xml:space="preserve"> </w:t>
@@ -5214,13 +5039,7 @@
         <w:t xml:space="preserve"> </w:t>
       </w:r>
       <w:r>
-        <w:t xml:space="preserve">‘</w:t>
-      </w:r>
-      <w:r>
-        <w:t xml:space="preserve">pray</w:t>
-      </w:r>
-      <w:r>
-        <w:t xml:space="preserve">’</w:t>
+        <w:t xml:space="preserve">‘pray’</w:t>
       </w:r>
       <w:r>
         <w:t xml:space="preserve">. Third-aleph weak root.</w:t>
@@ -5553,19 +5372,13 @@
         <w:t xml:space="preserve"> </w:t>
       </w:r>
       <w:r>
-        <w:t xml:space="preserve">‘</w:t>
-      </w:r>
-      <w:r>
-        <w:t xml:space="preserve">sent in order to</w:t>
-      </w:r>
-      <w:r>
-        <w:t xml:space="preserve"> </w:t>
-      </w:r>
-      <w:r>
-        <w:t xml:space="preserve">kill</w:t>
-      </w:r>
-      <w:r>
-        <w:t xml:space="preserve">’</w:t>
+        <w:t xml:space="preserve">‘sent in order to</w:t>
+      </w:r>
+      <w:r>
+        <w:t xml:space="preserve"> </w:t>
+      </w:r>
+      <w:r>
+        <w:t xml:space="preserve">kill’</w:t>
       </w:r>
       <w:r>
         <w:t xml:space="preserve">.</w:t>
@@ -5605,7 +5418,6 @@
       <w:tblPr>
         <w:tblStyle w:val="Table"/>
         <w:tblW w:type="pct" w:w="4895"/>
-        <w:jc w:val="left"/>
         <w:tblLayout w:type="fixed"/>
         <w:tblLook w:firstRow="1" w:lastRow="0" w:firstColumn="0" w:lastColumn="0" w:noHBand="0" w:noVBand="0" w:val="0020"/>
       </w:tblPr>
@@ -7027,19 +6839,13 @@
               <w:jc w:val="left"/>
             </w:pPr>
             <w:r>
-              <w:t xml:space="preserve">‘</w:t>
-            </w:r>
-            <w:r>
-              <w:t xml:space="preserve">house of the</w:t>
-            </w:r>
-            <w:r>
-              <w:t xml:space="preserve"> </w:t>
-            </w:r>
-            <w:r>
-              <w:t xml:space="preserve">bound ones</w:t>
-            </w:r>
-            <w:r>
-              <w:t xml:space="preserve">’</w:t>
+              <w:t xml:space="preserve">‘house of the</w:t>
+            </w:r>
+            <w:r>
+              <w:t xml:space="preserve"> </w:t>
+            </w:r>
+            <w:r>
+              <w:t xml:space="preserve">bound ones’</w:t>
             </w:r>
             <w:r>
               <w:t xml:space="preserve">)</w:t>
@@ -7592,7 +7398,6 @@
       <w:tblPr>
         <w:tblStyle w:val="Table"/>
         <w:tblW w:type="pct" w:w="4894"/>
-        <w:jc w:val="left"/>
         <w:tblLayout w:type="fixed"/>
         <w:tblLook w:firstRow="1" w:lastRow="0" w:firstColumn="0" w:lastColumn="0" w:noHBand="0" w:noVBand="0" w:val="0020"/>
       </w:tblPr>
@@ -8404,10 +8209,7 @@
               <w:t xml:space="preserve"> </w:t>
             </w:r>
             <w:r>
-              <w:t xml:space="preserve">‘</w:t>
-            </w:r>
-            <w:r>
-              <w:t xml:space="preserve">We are</w:t>
+              <w:t xml:space="preserve">‘We are</w:t>
             </w:r>
             <w:r>
               <w:t xml:space="preserve"> </w:t>
@@ -8419,10 +8221,7 @@
               <w:t xml:space="preserve"> </w:t>
             </w:r>
             <w:r>
-              <w:t xml:space="preserve">righteous man.</w:t>
-            </w:r>
-            <w:r>
-              <w:t xml:space="preserve">’</w:t>
+              <w:t xml:space="preserve">righteous man.’</w:t>
             </w:r>
           </w:p>
         </w:tc>
@@ -8728,35 +8527,35 @@
           <w:i/>
           <w:iCs/>
         </w:rPr>
-        <w:t xml:space="preserve">“</w:t>
+        <w:t xml:space="preserve">“Go and seize</w:t>
       </w:r>
       <w:r>
         <w:rPr>
           <w:i/>
           <w:iCs/>
         </w:rPr>
-        <w:t xml:space="preserve">Go and seize</w:t>
+        <w:t xml:space="preserve"> </w:t>
       </w:r>
       <w:r>
         <w:rPr>
           <w:i/>
           <w:iCs/>
         </w:rPr>
-        <w:t xml:space="preserve"> </w:t>
+        <w:t xml:space="preserve">Yukhannan! Come and throw him into the furnace! Do not fear his signs!”</w:t>
       </w:r>
       <w:r>
         <w:rPr>
           <w:i/>
           <w:iCs/>
         </w:rPr>
-        <w:t xml:space="preserve">Yukhannan! Come and throw him into the furnace! Do not fear his signs!</w:t>
+        <w:t xml:space="preserve"> </w:t>
       </w:r>
       <w:r>
         <w:rPr>
           <w:i/>
           <w:iCs/>
         </w:rPr>
-        <w:t xml:space="preserve">”</w:t>
+        <w:t xml:space="preserve">The soldiers began to go. One of them wanted to turn back. He said:</w:t>
       </w:r>
       <w:r>
         <w:rPr>
@@ -8770,7 +8569,7 @@
           <w:i/>
           <w:iCs/>
         </w:rPr>
-        <w:t xml:space="preserve">The soldiers began to go. One of them wanted to turn back. He said:</w:t>
+        <w:t xml:space="preserve">“We</w:t>
       </w:r>
       <w:r>
         <w:rPr>
@@ -8784,35 +8583,7 @@
           <w:i/>
           <w:iCs/>
         </w:rPr>
-        <w:t xml:space="preserve">“</w:t>
-      </w:r>
-      <w:r>
-        <w:rPr>
-          <w:i/>
-          <w:iCs/>
-        </w:rPr>
-        <w:t xml:space="preserve">We</w:t>
-      </w:r>
-      <w:r>
-        <w:rPr>
-          <w:i/>
-          <w:iCs/>
-        </w:rPr>
-        <w:t xml:space="preserve"> </w:t>
-      </w:r>
-      <w:r>
-        <w:rPr>
-          <w:i/>
-          <w:iCs/>
-        </w:rPr>
-        <w:t xml:space="preserve">are not able to kill a righteous man.</w:t>
-      </w:r>
-      <w:r>
-        <w:rPr>
-          <w:i/>
-          <w:iCs/>
-        </w:rPr>
-        <w:t xml:space="preserve">”</w:t>
+        <w:t xml:space="preserve">are not able to kill a righteous man.”</w:t>
       </w:r>
       <w:r>
         <w:rPr>
@@ -10040,7 +9811,6 @@
       <w:tblPr>
         <w:tblStyle w:val="Table"/>
         <w:tblW w:type="pct" w:w="4870"/>
-        <w:jc w:val="left"/>
         <w:tblLayout w:type="fixed"/>
         <w:tblLook w:firstRow="1" w:lastRow="0" w:firstColumn="0" w:lastColumn="0" w:noHBand="0" w:noVBand="0" w:val="0020"/>
       </w:tblPr>
@@ -10374,7 +10144,6 @@
       <w:tblPr>
         <w:tblStyle w:val="Table"/>
         <w:tblW w:type="pct" w:w="4880"/>
-        <w:jc w:val="left"/>
         <w:tblLayout w:type="fixed"/>
         <w:tblLook w:firstRow="1" w:lastRow="0" w:firstColumn="0" w:lastColumn="0" w:noHBand="0" w:noVBand="0" w:val="0020"/>
       </w:tblPr>
@@ -10663,13 +10432,7 @@
         <w:t xml:space="preserve"> </w:t>
       </w:r>
       <w:r>
-        <w:t xml:space="preserve">‘</w:t>
-      </w:r>
-      <w:r>
-        <w:t xml:space="preserve">to [do X]</w:t>
-      </w:r>
-      <w:r>
-        <w:t xml:space="preserve">’</w:t>
+        <w:t xml:space="preserve">‘to [do X]’</w:t>
       </w:r>
     </w:p>
     <w:p>
@@ -10738,604 +10501,14 @@
         <w:t xml:space="preserve">Language Course</w:t>
       </w:r>
     </w:p>
-    <w:p>
-      <w:pPr>
-        <w:pStyle w:val="BodyText"/>
-      </w:pPr>
-      <w:r>
-        <w:rPr>
-          <w:b/>
-          <w:bCs/>
-        </w:rPr>
-        <w:t xml:space="preserve">Section 11: Additional Vocabulary</w:t>
-      </w:r>
-    </w:p>
-    <w:p>
-      <w:pPr>
-        <w:pStyle w:val="BodyText"/>
-      </w:pPr>
-      <w:r>
-        <w:t xml:space="preserve">The following high-frequency words round out this lesson’s vocabulary</w:t>
-      </w:r>
-      <w:r>
-        <w:t xml:space="preserve"> </w:t>
-      </w:r>
-      <w:r>
-        <w:t xml:space="preserve">to 30 terms.</w:t>
-      </w:r>
-    </w:p>
-    <w:tbl>
-      <w:tblPr>
-        <w:tblStyle w:val="Table"/>
-        <w:tblW w:type="pct" w:w="4865"/>
-        <w:jc w:val="left"/>
-        <w:tblLayout w:type="fixed"/>
-        <w:tblLook w:firstRow="1" w:lastRow="0" w:firstColumn="0" w:lastColumn="0" w:noHBand="0" w:noVBand="0" w:val="0020"/>
-      </w:tblPr>
-      <w:tblGrid>
-        <w:gridCol w:w="1926"/>
-        <w:gridCol w:w="1926"/>
-        <w:gridCol w:w="1926"/>
-        <w:gridCol w:w="1926"/>
-      </w:tblGrid>
-      <w:tr>
-        <w:trPr>
-          <w:tblHeader w:val="on"/>
-        </w:trPr>
-        <w:tc>
-          <w:tcPr/>
-          <w:p>
-            <w:pPr>
-              <w:pStyle w:val="Compact"/>
-              <w:jc w:val="left"/>
-            </w:pPr>
-            <w:r>
-              <w:t xml:space="preserve">Estrangela</w:t>
-            </w:r>
-          </w:p>
-        </w:tc>
-        <w:tc>
-          <w:tcPr/>
-          <w:p>
-            <w:pPr>
-              <w:pStyle w:val="Compact"/>
-              <w:jc w:val="left"/>
-            </w:pPr>
-            <w:r>
-              <w:t xml:space="preserve">Transliteration</w:t>
-            </w:r>
-          </w:p>
-        </w:tc>
-        <w:tc>
-          <w:tcPr/>
-          <w:p>
-            <w:pPr>
-              <w:pStyle w:val="Compact"/>
-              <w:jc w:val="left"/>
-            </w:pPr>
-            <w:r>
-              <w:t xml:space="preserve">Gender/Type</w:t>
-            </w:r>
-          </w:p>
-        </w:tc>
-        <w:tc>
-          <w:tcPr/>
-          <w:p>
-            <w:pPr>
-              <w:pStyle w:val="Compact"/>
-              <w:jc w:val="left"/>
-            </w:pPr>
-            <w:r>
-              <w:t xml:space="preserve">Meaning</w:t>
-            </w:r>
-          </w:p>
-        </w:tc>
-      </w:tr>
-      <w:tr>
-        <w:tc>
-          <w:tcPr/>
-          <w:p>
-            <w:pPr>
-              <w:pStyle w:val="Compact"/>
-              <w:jc w:val="left"/>
-            </w:pPr>
-            <w:r>
-              <w:t xml:space="preserve">ܩܪܝܬܐ</w:t>
-            </w:r>
-          </w:p>
-        </w:tc>
-        <w:tc>
-          <w:tcPr/>
-          <w:p>
-            <w:pPr>
-              <w:pStyle w:val="Compact"/>
-              <w:jc w:val="left"/>
-            </w:pPr>
-            <w:r>
-              <w:t xml:space="preserve">qrītā</w:t>
-            </w:r>
-          </w:p>
-        </w:tc>
-        <w:tc>
-          <w:tcPr/>
-          <w:p>
-            <w:pPr>
-              <w:pStyle w:val="Compact"/>
-              <w:jc w:val="left"/>
-            </w:pPr>
-            <w:r>
-              <w:t xml:space="preserve">f</w:t>
-            </w:r>
-          </w:p>
-        </w:tc>
-        <w:tc>
-          <w:tcPr/>
-          <w:p>
-            <w:pPr>
-              <w:pStyle w:val="Compact"/>
-              <w:jc w:val="left"/>
-            </w:pPr>
-            <w:r>
-              <w:t xml:space="preserve">village</w:t>
-            </w:r>
-          </w:p>
-        </w:tc>
-      </w:tr>
-      <w:tr>
-        <w:tc>
-          <w:tcPr/>
-          <w:p>
-            <w:pPr>
-              <w:pStyle w:val="Compact"/>
-              <w:jc w:val="left"/>
-            </w:pPr>
-            <w:r>
-              <w:t xml:space="preserve">ܠܫܢܐ</w:t>
-            </w:r>
-          </w:p>
-        </w:tc>
-        <w:tc>
-          <w:tcPr/>
-          <w:p>
-            <w:pPr>
-              <w:pStyle w:val="Compact"/>
-              <w:jc w:val="left"/>
-            </w:pPr>
-            <w:r>
-              <w:t xml:space="preserve">leššānā</w:t>
-            </w:r>
-          </w:p>
-        </w:tc>
-        <w:tc>
-          <w:tcPr/>
-          <w:p>
-            <w:pPr>
-              <w:pStyle w:val="Compact"/>
-              <w:jc w:val="left"/>
-            </w:pPr>
-            <w:r>
-              <w:t xml:space="preserve">m</w:t>
-            </w:r>
-          </w:p>
-        </w:tc>
-        <w:tc>
-          <w:tcPr/>
-          <w:p>
-            <w:pPr>
-              <w:pStyle w:val="Compact"/>
-              <w:jc w:val="left"/>
-            </w:pPr>
-            <w:r>
-              <w:t xml:space="preserve">tongue, language</w:t>
-            </w:r>
-          </w:p>
-        </w:tc>
-      </w:tr>
-      <w:tr>
-        <w:tc>
-          <w:tcPr/>
-          <w:p>
-            <w:pPr>
-              <w:pStyle w:val="Compact"/>
-              <w:jc w:val="left"/>
-            </w:pPr>
-            <w:r>
-              <w:t xml:space="preserve">ܓܪܡܐ</w:t>
-            </w:r>
-          </w:p>
-        </w:tc>
-        <w:tc>
-          <w:tcPr/>
-          <w:p>
-            <w:pPr>
-              <w:pStyle w:val="Compact"/>
-              <w:jc w:val="left"/>
-            </w:pPr>
-            <w:r>
-              <w:t xml:space="preserve">garmā</w:t>
-            </w:r>
-          </w:p>
-        </w:tc>
-        <w:tc>
-          <w:tcPr/>
-          <w:p>
-            <w:pPr>
-              <w:pStyle w:val="Compact"/>
-              <w:jc w:val="left"/>
-            </w:pPr>
-            <w:r>
-              <w:t xml:space="preserve">m</w:t>
-            </w:r>
-          </w:p>
-        </w:tc>
-        <w:tc>
-          <w:tcPr/>
-          <w:p>
-            <w:pPr>
-              <w:pStyle w:val="Compact"/>
-              <w:jc w:val="left"/>
-            </w:pPr>
-            <w:r>
-              <w:t xml:space="preserve">bone</w:t>
-            </w:r>
-          </w:p>
-        </w:tc>
-      </w:tr>
-      <w:tr>
-        <w:tc>
-          <w:tcPr/>
-          <w:p>
-            <w:pPr>
-              <w:pStyle w:val="Compact"/>
-              <w:jc w:val="left"/>
-            </w:pPr>
-            <w:r>
-              <w:t xml:space="preserve">ܟܐܦܐ</w:t>
-            </w:r>
-          </w:p>
-        </w:tc>
-        <w:tc>
-          <w:tcPr/>
-          <w:p>
-            <w:pPr>
-              <w:pStyle w:val="Compact"/>
-              <w:jc w:val="left"/>
-            </w:pPr>
-            <w:r>
-              <w:t xml:space="preserve">kēpā</w:t>
-            </w:r>
-          </w:p>
-        </w:tc>
-        <w:tc>
-          <w:tcPr/>
-          <w:p>
-            <w:pPr>
-              <w:pStyle w:val="Compact"/>
-              <w:jc w:val="left"/>
-            </w:pPr>
-            <w:r>
-              <w:t xml:space="preserve">f</w:t>
-            </w:r>
-          </w:p>
-        </w:tc>
-        <w:tc>
-          <w:tcPr/>
-          <w:p>
-            <w:pPr>
-              <w:pStyle w:val="Compact"/>
-              <w:jc w:val="left"/>
-            </w:pPr>
-            <w:r>
-              <w:t xml:space="preserve">stone, rock</w:t>
-            </w:r>
-          </w:p>
-        </w:tc>
-      </w:tr>
-      <w:tr>
-        <w:tc>
-          <w:tcPr/>
-          <w:p>
-            <w:pPr>
-              <w:pStyle w:val="Compact"/>
-              <w:jc w:val="left"/>
-            </w:pPr>
-            <w:r>
-              <w:t xml:space="preserve">ܡܝܐ</w:t>
-            </w:r>
-          </w:p>
-        </w:tc>
-        <w:tc>
-          <w:tcPr/>
-          <w:p>
-            <w:pPr>
-              <w:pStyle w:val="Compact"/>
-              <w:jc w:val="left"/>
-            </w:pPr>
-            <w:r>
-              <w:t xml:space="preserve">mayyā</w:t>
-            </w:r>
-          </w:p>
-        </w:tc>
-        <w:tc>
-          <w:tcPr/>
-          <w:p>
-            <w:pPr>
-              <w:pStyle w:val="Compact"/>
-              <w:jc w:val="left"/>
-            </w:pPr>
-            <w:r>
-              <w:t xml:space="preserve">m.pl</w:t>
-            </w:r>
-          </w:p>
-        </w:tc>
-        <w:tc>
-          <w:tcPr/>
-          <w:p>
-            <w:pPr>
-              <w:pStyle w:val="Compact"/>
-              <w:jc w:val="left"/>
-            </w:pPr>
-            <w:r>
-              <w:t xml:space="preserve">water</w:t>
-            </w:r>
-          </w:p>
-        </w:tc>
-      </w:tr>
-      <w:tr>
-        <w:tc>
-          <w:tcPr/>
-          <w:p>
-            <w:pPr>
-              <w:pStyle w:val="Compact"/>
-              <w:jc w:val="left"/>
-            </w:pPr>
-            <w:r>
-              <w:t xml:space="preserve">ܢܘܢܐ</w:t>
-            </w:r>
-          </w:p>
-        </w:tc>
-        <w:tc>
-          <w:tcPr/>
-          <w:p>
-            <w:pPr>
-              <w:pStyle w:val="Compact"/>
-              <w:jc w:val="left"/>
-            </w:pPr>
-            <w:r>
-              <w:t xml:space="preserve">nūnā</w:t>
-            </w:r>
-          </w:p>
-        </w:tc>
-        <w:tc>
-          <w:tcPr/>
-          <w:p>
-            <w:pPr>
-              <w:pStyle w:val="Compact"/>
-              <w:jc w:val="left"/>
-            </w:pPr>
-            <w:r>
-              <w:t xml:space="preserve">m</w:t>
-            </w:r>
-          </w:p>
-        </w:tc>
-        <w:tc>
-          <w:tcPr/>
-          <w:p>
-            <w:pPr>
-              <w:pStyle w:val="Compact"/>
-              <w:jc w:val="left"/>
-            </w:pPr>
-            <w:r>
-              <w:t xml:space="preserve">fish</w:t>
-            </w:r>
-          </w:p>
-        </w:tc>
-      </w:tr>
-      <w:tr>
-        <w:tc>
-          <w:tcPr/>
-          <w:p>
-            <w:pPr>
-              <w:pStyle w:val="Compact"/>
-              <w:jc w:val="left"/>
-            </w:pPr>
-            <w:r>
-              <w:t xml:space="preserve">ܡܕܝܢܬܐ</w:t>
-            </w:r>
-          </w:p>
-        </w:tc>
-        <w:tc>
-          <w:tcPr/>
-          <w:p>
-            <w:pPr>
-              <w:pStyle w:val="Compact"/>
-              <w:jc w:val="left"/>
-            </w:pPr>
-            <w:r>
-              <w:t xml:space="preserve">mdīttā</w:t>
-            </w:r>
-          </w:p>
-        </w:tc>
-        <w:tc>
-          <w:tcPr/>
-          <w:p>
-            <w:pPr>
-              <w:pStyle w:val="Compact"/>
-              <w:jc w:val="left"/>
-            </w:pPr>
-            <w:r>
-              <w:t xml:space="preserve">f</w:t>
-            </w:r>
-          </w:p>
-        </w:tc>
-        <w:tc>
-          <w:tcPr/>
-          <w:p>
-            <w:pPr>
-              <w:pStyle w:val="Compact"/>
-              <w:jc w:val="left"/>
-            </w:pPr>
-            <w:r>
-              <w:t xml:space="preserve">city</w:t>
-            </w:r>
-          </w:p>
-        </w:tc>
-      </w:tr>
-      <w:tr>
-        <w:tc>
-          <w:tcPr/>
-          <w:p>
-            <w:pPr>
-              <w:pStyle w:val="Compact"/>
-              <w:jc w:val="left"/>
-            </w:pPr>
-            <w:r>
-              <w:t xml:space="preserve">ܫܡܫܐ</w:t>
-            </w:r>
-          </w:p>
-        </w:tc>
-        <w:tc>
-          <w:tcPr/>
-          <w:p>
-            <w:pPr>
-              <w:pStyle w:val="Compact"/>
-              <w:jc w:val="left"/>
-            </w:pPr>
-            <w:r>
-              <w:t xml:space="preserve">šemšā</w:t>
-            </w:r>
-          </w:p>
-        </w:tc>
-        <w:tc>
-          <w:tcPr/>
-          <w:p>
-            <w:pPr>
-              <w:pStyle w:val="Compact"/>
-              <w:jc w:val="left"/>
-            </w:pPr>
-            <w:r>
-              <w:t xml:space="preserve">m</w:t>
-            </w:r>
-          </w:p>
-        </w:tc>
-        <w:tc>
-          <w:tcPr/>
-          <w:p>
-            <w:pPr>
-              <w:pStyle w:val="Compact"/>
-              <w:jc w:val="left"/>
-            </w:pPr>
-            <w:r>
-              <w:t xml:space="preserve">sun</w:t>
-            </w:r>
-          </w:p>
-        </w:tc>
-      </w:tr>
-      <w:tr>
-        <w:tc>
-          <w:tcPr/>
-          <w:p>
-            <w:pPr>
-              <w:pStyle w:val="Compact"/>
-              <w:jc w:val="left"/>
-            </w:pPr>
-            <w:r>
-              <w:t xml:space="preserve">ܬܪܥܐ</w:t>
-            </w:r>
-          </w:p>
-        </w:tc>
-        <w:tc>
-          <w:tcPr/>
-          <w:p>
-            <w:pPr>
-              <w:pStyle w:val="Compact"/>
-              <w:jc w:val="left"/>
-            </w:pPr>
-            <w:r>
-              <w:t xml:space="preserve">tarʿā</w:t>
-            </w:r>
-          </w:p>
-        </w:tc>
-        <w:tc>
-          <w:tcPr/>
-          <w:p>
-            <w:pPr>
-              <w:pStyle w:val="Compact"/>
-              <w:jc w:val="left"/>
-            </w:pPr>
-            <w:r>
-              <w:t xml:space="preserve">m</w:t>
-            </w:r>
-          </w:p>
-        </w:tc>
-        <w:tc>
-          <w:tcPr/>
-          <w:p>
-            <w:pPr>
-              <w:pStyle w:val="Compact"/>
-              <w:jc w:val="left"/>
-            </w:pPr>
-            <w:r>
-              <w:t xml:space="preserve">door, gate</w:t>
-            </w:r>
-          </w:p>
-        </w:tc>
-      </w:tr>
-      <w:tr>
-        <w:tc>
-          <w:tcPr/>
-          <w:p>
-            <w:pPr>
-              <w:pStyle w:val="Compact"/>
-              <w:jc w:val="left"/>
-            </w:pPr>
-            <w:r>
-              <w:t xml:space="preserve">ܡܫܚܐ</w:t>
-            </w:r>
-          </w:p>
-        </w:tc>
-        <w:tc>
-          <w:tcPr/>
-          <w:p>
-            <w:pPr>
-              <w:pStyle w:val="Compact"/>
-              <w:jc w:val="left"/>
-            </w:pPr>
-            <w:r>
-              <w:t xml:space="preserve">mešḥā</w:t>
-            </w:r>
-          </w:p>
-        </w:tc>
-        <w:tc>
-          <w:tcPr/>
-          <w:p>
-            <w:pPr>
-              <w:pStyle w:val="Compact"/>
-              <w:jc w:val="left"/>
-            </w:pPr>
-            <w:r>
-              <w:t xml:space="preserve">m</w:t>
-            </w:r>
-          </w:p>
-        </w:tc>
-        <w:tc>
-          <w:tcPr/>
-          <w:p>
-            <w:pPr>
-              <w:pStyle w:val="Compact"/>
-              <w:jc w:val="left"/>
-            </w:pPr>
-            <w:r>
-              <w:t xml:space="preserve">oil</w:t>
-            </w:r>
-          </w:p>
-        </w:tc>
-      </w:tr>
-    </w:tbl>
     <w:bookmarkEnd w:id="28"/>
     <w:bookmarkEnd w:id="29"/>
     <w:bookmarkEnd w:id="30"/>
-    <w:sectPr/>
+    <w:sectPr>
+      <w:footnotePr>
+        <w:numRestart w:val="eachSect"/>
+      </w:footnotePr>
+    </w:sectPr>
   </w:body>
 </w:document>
 </file>
@@ -11373,7 +10546,7 @@
       <w:lvlText w:val=" "/>
       <w:lvlJc w:val="left"/>
       <w:pPr>
-        <w:ind w:left="720" w:hanging="480"/>
+        <w:ind w:left="720" w:hanging="360"/>
       </w:pPr>
     </w:lvl>
     <w:lvl w:ilvl="1">
@@ -11381,7 +10554,7 @@
       <w:lvlText w:val=" "/>
       <w:lvlJc w:val="left"/>
       <w:pPr>
-        <w:ind w:left="1440" w:hanging="480"/>
+        <w:ind w:left="1440" w:hanging="360"/>
       </w:pPr>
     </w:lvl>
     <w:lvl w:ilvl="2">
@@ -11389,7 +10562,7 @@
       <w:lvlText w:val=" "/>
       <w:lvlJc w:val="left"/>
       <w:pPr>
-        <w:ind w:left="2160" w:hanging="480"/>
+        <w:ind w:left="2160" w:hanging="360"/>
       </w:pPr>
     </w:lvl>
     <w:lvl w:ilvl="3">
@@ -11397,7 +10570,7 @@
       <w:lvlText w:val=" "/>
       <w:lvlJc w:val="left"/>
       <w:pPr>
-        <w:ind w:left="2880" w:hanging="480"/>
+        <w:ind w:left="2880" w:hanging="360"/>
       </w:pPr>
     </w:lvl>
     <w:lvl w:ilvl="4">
@@ -11405,7 +10578,7 @@
       <w:lvlText w:val=" "/>
       <w:lvlJc w:val="left"/>
       <w:pPr>
-        <w:ind w:left="3600" w:hanging="480"/>
+        <w:ind w:left="3600" w:hanging="360"/>
       </w:pPr>
     </w:lvl>
     <w:lvl w:ilvl="5">
@@ -11413,7 +10586,7 @@
       <w:lvlText w:val=" "/>
       <w:lvlJc w:val="left"/>
       <w:pPr>
-        <w:ind w:left="4320" w:hanging="480"/>
+        <w:ind w:left="4320" w:hanging="360"/>
       </w:pPr>
     </w:lvl>
     <w:lvl w:ilvl="6">
@@ -11421,7 +10594,7 @@
       <w:lvlText w:val=" "/>
       <w:lvlJc w:val="left"/>
       <w:pPr>
-        <w:ind w:left="5040" w:hanging="480"/>
+        <w:ind w:left="5040" w:hanging="360"/>
       </w:pPr>
     </w:lvl>
     <w:lvl w:ilvl="7">
@@ -11429,7 +10602,7 @@
       <w:lvlText w:val=" "/>
       <w:lvlJc w:val="left"/>
       <w:pPr>
-        <w:ind w:left="5760" w:hanging="480"/>
+        <w:ind w:left="5760" w:hanging="360"/>
       </w:pPr>
     </w:lvl>
     <w:lvl w:ilvl="8">
@@ -11437,7 +10610,7 @@
       <w:lvlText w:val=" "/>
       <w:lvlJc w:val="left"/>
       <w:pPr>
-        <w:ind w:left="6480" w:hanging="480"/>
+        <w:ind w:left="6480" w:hanging="360"/>
       </w:pPr>
     </w:lvl>
   </w:abstractNum>
@@ -11446,75 +10619,102 @@
     <w:multiLevelType w:val="multilevel"/>
     <w:lvl w:ilvl="0">
       <w:numFmt w:val="bullet"/>
-      <w:lvlText w:val="•"/>
+      <w:lvlText w:val=""/>
       <w:lvlJc w:val="left"/>
       <w:pPr>
-        <w:ind w:left="720" w:hanging="480"/>
-      </w:pPr>
+        <w:ind w:left="720" w:hanging="360"/>
+      </w:pPr>
+      <w:rPr>
+        <w:rFonts w:ascii="Symbol" w:hAnsi="Symbol" w:cs="Symbol" w:hint="default"/>
+      </w:rPr>
     </w:lvl>
     <w:lvl w:ilvl="1">
       <w:numFmt w:val="bullet"/>
-      <w:lvlText w:val="–"/>
+      <w:lvlText w:val="o"/>
       <w:lvlJc w:val="left"/>
       <w:pPr>
-        <w:ind w:left="1440" w:hanging="480"/>
-      </w:pPr>
+        <w:ind w:left="1440" w:hanging="360"/>
+      </w:pPr>
+      <w:rPr>
+        <w:rFonts w:ascii="Courier New" w:hAnsi="Courier New" w:cs="Courier New" w:hint="default"/>
+      </w:rPr>
     </w:lvl>
     <w:lvl w:ilvl="2">
       <w:numFmt w:val="bullet"/>
-      <w:lvlText w:val="•"/>
+      <w:lvlText w:val=""/>
       <w:lvlJc w:val="left"/>
       <w:pPr>
-        <w:ind w:left="2160" w:hanging="480"/>
-      </w:pPr>
+        <w:ind w:left="2160" w:hanging="360"/>
+      </w:pPr>
+      <w:rPr>
+        <w:rFonts w:ascii="Wingdings" w:hAnsi="Wingdings" w:cs="Wingdings" w:hint="default"/>
+      </w:rPr>
     </w:lvl>
     <w:lvl w:ilvl="3">
       <w:numFmt w:val="bullet"/>
-      <w:lvlText w:val="–"/>
+      <w:lvlText w:val=""/>
       <w:lvlJc w:val="left"/>
       <w:pPr>
-        <w:ind w:left="2880" w:hanging="480"/>
-      </w:pPr>
+        <w:ind w:left="2880" w:hanging="360"/>
+      </w:pPr>
+      <w:rPr>
+        <w:rFonts w:ascii="Symbol" w:hAnsi="Symbol" w:cs="Symbol" w:hint="default"/>
+      </w:rPr>
     </w:lvl>
     <w:lvl w:ilvl="4">
       <w:numFmt w:val="bullet"/>
-      <w:lvlText w:val="•"/>
+      <w:lvlText w:val="o"/>
       <w:lvlJc w:val="left"/>
       <w:pPr>
-        <w:ind w:left="3600" w:hanging="480"/>
-      </w:pPr>
+        <w:ind w:left="3600" w:hanging="360"/>
+      </w:pPr>
+      <w:rPr>
+        <w:rFonts w:ascii="Courier New" w:hAnsi="Courier New" w:cs="Courier New" w:hint="default"/>
+      </w:rPr>
     </w:lvl>
     <w:lvl w:ilvl="5">
       <w:numFmt w:val="bullet"/>
-      <w:lvlText w:val="–"/>
+      <w:lvlText w:val=""/>
       <w:lvlJc w:val="left"/>
       <w:pPr>
-        <w:ind w:left="4320" w:hanging="480"/>
-      </w:pPr>
+        <w:ind w:left="4320" w:hanging="360"/>
+      </w:pPr>
+      <w:rPr>
+        <w:rFonts w:ascii="Wingdings" w:hAnsi="Wingdings" w:cs="Wingdings" w:hint="default"/>
+      </w:rPr>
     </w:lvl>
     <w:lvl w:ilvl="6">
       <w:numFmt w:val="bullet"/>
-      <w:lvlText w:val="•"/>
+      <w:lvlText w:val=""/>
       <w:lvlJc w:val="left"/>
       <w:pPr>
-        <w:ind w:left="5040" w:hanging="480"/>
-      </w:pPr>
+        <w:ind w:left="5040" w:hanging="360"/>
+      </w:pPr>
+      <w:rPr>
+        <w:rFonts w:ascii="Symbol" w:hAnsi="Symbol" w:cs="Symbol" w:hint="default"/>
+      </w:rPr>
     </w:lvl>
     <w:lvl w:ilvl="7">
       <w:numFmt w:val="bullet"/>
-      <w:lvlText w:val="–"/>
+      <w:lvlText w:val="o"/>
       <w:lvlJc w:val="left"/>
       <w:pPr>
-        <w:ind w:left="5760" w:hanging="480"/>
-      </w:pPr>
+        <w:ind w:left="5760" w:hanging="360"/>
+      </w:pPr>
+      <w:rPr>
+        <w:rFonts w:ascii="Courier New" w:hAnsi="Courier New" w:cs="Courier New" w:hint="default"/>
+      </w:rPr>
     </w:lvl>
     <w:lvl w:ilvl="8">
       <w:numFmt w:val="bullet"/>
-      <w:lvlText w:val="•"/>
+      <w:lvlText w:val=""/>
       <w:lvlJc w:val="left"/>
       <w:pPr>
-        <w:ind w:left="6480" w:hanging="480"/>
-      </w:pPr>
+        <w:ind w:left="6480" w:hanging="360"/>
+      </w:pPr>
+      <w:rPr>
+        <w:rFonts w:ascii="Wingdings" w:hAnsi="Wingdings" w:cs="Wingdings" w:hint="default"/>
+      </w:rPr>
     </w:lvl>
   </w:abstractNum>
   <w:abstractNum w:abstractNumId="99411">
@@ -11526,7 +10726,7 @@
       <w:lvlText w:val="%1."/>
       <w:lvlJc w:val="left"/>
       <w:pPr>
-        <w:ind w:left="720" w:hanging="480"/>
+        <w:ind w:left="720" w:hanging="360"/>
       </w:pPr>
     </w:lvl>
     <w:lvl w:ilvl="1">
@@ -11535,7 +10735,7 @@
       <w:lvlText w:val="%2."/>
       <w:lvlJc w:val="left"/>
       <w:pPr>
-        <w:ind w:left="1440" w:hanging="480"/>
+        <w:ind w:left="1440" w:hanging="360"/>
       </w:pPr>
     </w:lvl>
     <w:lvl w:ilvl="2">
@@ -11544,7 +10744,7 @@
       <w:lvlText w:val="%3."/>
       <w:lvlJc w:val="left"/>
       <w:pPr>
-        <w:ind w:left="2160" w:hanging="480"/>
+        <w:ind w:left="2160" w:hanging="360"/>
       </w:pPr>
     </w:lvl>
     <w:lvl w:ilvl="3">
@@ -11553,7 +10753,7 @@
       <w:lvlText w:val="%4."/>
       <w:lvlJc w:val="left"/>
       <w:pPr>
-        <w:ind w:left="2880" w:hanging="480"/>
+        <w:ind w:left="2880" w:hanging="360"/>
       </w:pPr>
     </w:lvl>
     <w:lvl w:ilvl="4">
@@ -11562,7 +10762,7 @@
       <w:lvlText w:val="%5."/>
       <w:lvlJc w:val="left"/>
       <w:pPr>
-        <w:ind w:left="3600" w:hanging="480"/>
+        <w:ind w:left="3600" w:hanging="360"/>
       </w:pPr>
     </w:lvl>
     <w:lvl w:ilvl="5">
@@ -11571,7 +10771,7 @@
       <w:lvlText w:val="%6."/>
       <w:lvlJc w:val="left"/>
       <w:pPr>
-        <w:ind w:left="4320" w:hanging="480"/>
+        <w:ind w:left="4320" w:hanging="360"/>
       </w:pPr>
     </w:lvl>
     <w:lvl w:ilvl="6">
@@ -11580,7 +10780,7 @@
       <w:lvlText w:val="%7."/>
       <w:lvlJc w:val="left"/>
       <w:pPr>
-        <w:ind w:left="5040" w:hanging="480"/>
+        <w:ind w:left="5040" w:hanging="360"/>
       </w:pPr>
     </w:lvl>
     <w:lvl w:ilvl="7">
@@ -11589,7 +10789,7 @@
       <w:lvlText w:val="%8."/>
       <w:lvlJc w:val="left"/>
       <w:pPr>
-        <w:ind w:left="5760" w:hanging="480"/>
+        <w:ind w:left="5760" w:hanging="360"/>
       </w:pPr>
     </w:lvl>
     <w:lvl w:ilvl="8">
@@ -11598,602 +10798,7 @@
       <w:lvlText w:val="%9."/>
       <w:lvlJc w:val="left"/>
       <w:pPr>
-        <w:ind w:left="6480" w:hanging="480"/>
-      </w:pPr>
-    </w:lvl>
-  </w:abstractNum>
-  <w:abstractNum w:abstractNumId="99414">
-    <w:nsid w:val="00A99414"/>
-    <w:multiLevelType w:val="multilevel"/>
-    <w:lvl w:ilvl="0">
-      <w:start w:val="4"/>
-      <w:numFmt w:val="decimal"/>
-      <w:lvlText w:val="%1."/>
-      <w:lvlJc w:val="left"/>
-      <w:pPr>
-        <w:ind w:left="720" w:hanging="480"/>
-      </w:pPr>
-    </w:lvl>
-    <w:lvl w:ilvl="1">
-      <w:start w:val="4"/>
-      <w:numFmt w:val="decimal"/>
-      <w:lvlText w:val="%2."/>
-      <w:lvlJc w:val="left"/>
-      <w:pPr>
-        <w:ind w:left="1440" w:hanging="480"/>
-      </w:pPr>
-    </w:lvl>
-    <w:lvl w:ilvl="2">
-      <w:start w:val="4"/>
-      <w:numFmt w:val="decimal"/>
-      <w:lvlText w:val="%3."/>
-      <w:lvlJc w:val="left"/>
-      <w:pPr>
-        <w:ind w:left="2160" w:hanging="480"/>
-      </w:pPr>
-    </w:lvl>
-    <w:lvl w:ilvl="3">
-      <w:start w:val="4"/>
-      <w:numFmt w:val="decimal"/>
-      <w:lvlText w:val="%4."/>
-      <w:lvlJc w:val="left"/>
-      <w:pPr>
-        <w:ind w:left="2880" w:hanging="480"/>
-      </w:pPr>
-    </w:lvl>
-    <w:lvl w:ilvl="4">
-      <w:start w:val="4"/>
-      <w:numFmt w:val="decimal"/>
-      <w:lvlText w:val="%5."/>
-      <w:lvlJc w:val="left"/>
-      <w:pPr>
-        <w:ind w:left="3600" w:hanging="480"/>
-      </w:pPr>
-    </w:lvl>
-    <w:lvl w:ilvl="5">
-      <w:start w:val="4"/>
-      <w:numFmt w:val="decimal"/>
-      <w:lvlText w:val="%6."/>
-      <w:lvlJc w:val="left"/>
-      <w:pPr>
-        <w:ind w:left="4320" w:hanging="480"/>
-      </w:pPr>
-    </w:lvl>
-    <w:lvl w:ilvl="6">
-      <w:start w:val="4"/>
-      <w:numFmt w:val="decimal"/>
-      <w:lvlText w:val="%7."/>
-      <w:lvlJc w:val="left"/>
-      <w:pPr>
-        <w:ind w:left="5040" w:hanging="480"/>
-      </w:pPr>
-    </w:lvl>
-    <w:lvl w:ilvl="7">
-      <w:start w:val="4"/>
-      <w:numFmt w:val="decimal"/>
-      <w:lvlText w:val="%8."/>
-      <w:lvlJc w:val="left"/>
-      <w:pPr>
-        <w:ind w:left="5760" w:hanging="480"/>
-      </w:pPr>
-    </w:lvl>
-    <w:lvl w:ilvl="8">
-      <w:start w:val="4"/>
-      <w:numFmt w:val="decimal"/>
-      <w:lvlText w:val="%9."/>
-      <w:lvlJc w:val="left"/>
-      <w:pPr>
-        <w:ind w:left="6480" w:hanging="480"/>
-      </w:pPr>
-    </w:lvl>
-  </w:abstractNum>
-  <w:abstractNum w:abstractNumId="994112">
-    <w:nsid w:val="0A994112"/>
-    <w:multiLevelType w:val="multilevel"/>
-    <w:lvl w:ilvl="0">
-      <w:start w:val="12"/>
-      <w:numFmt w:val="decimal"/>
-      <w:lvlText w:val="%1."/>
-      <w:lvlJc w:val="left"/>
-      <w:pPr>
-        <w:ind w:left="720" w:hanging="480"/>
-      </w:pPr>
-    </w:lvl>
-    <w:lvl w:ilvl="1">
-      <w:start w:val="12"/>
-      <w:numFmt w:val="decimal"/>
-      <w:lvlText w:val="%2."/>
-      <w:lvlJc w:val="left"/>
-      <w:pPr>
-        <w:ind w:left="1440" w:hanging="480"/>
-      </w:pPr>
-    </w:lvl>
-    <w:lvl w:ilvl="2">
-      <w:start w:val="12"/>
-      <w:numFmt w:val="decimal"/>
-      <w:lvlText w:val="%3."/>
-      <w:lvlJc w:val="left"/>
-      <w:pPr>
-        <w:ind w:left="2160" w:hanging="480"/>
-      </w:pPr>
-    </w:lvl>
-    <w:lvl w:ilvl="3">
-      <w:start w:val="12"/>
-      <w:numFmt w:val="decimal"/>
-      <w:lvlText w:val="%4."/>
-      <w:lvlJc w:val="left"/>
-      <w:pPr>
-        <w:ind w:left="2880" w:hanging="480"/>
-      </w:pPr>
-    </w:lvl>
-    <w:lvl w:ilvl="4">
-      <w:start w:val="12"/>
-      <w:numFmt w:val="decimal"/>
-      <w:lvlText w:val="%5."/>
-      <w:lvlJc w:val="left"/>
-      <w:pPr>
-        <w:ind w:left="3600" w:hanging="480"/>
-      </w:pPr>
-    </w:lvl>
-    <w:lvl w:ilvl="5">
-      <w:start w:val="12"/>
-      <w:numFmt w:val="decimal"/>
-      <w:lvlText w:val="%6."/>
-      <w:lvlJc w:val="left"/>
-      <w:pPr>
-        <w:ind w:left="4320" w:hanging="480"/>
-      </w:pPr>
-    </w:lvl>
-    <w:lvl w:ilvl="6">
-      <w:start w:val="12"/>
-      <w:numFmt w:val="decimal"/>
-      <w:lvlText w:val="%7."/>
-      <w:lvlJc w:val="left"/>
-      <w:pPr>
-        <w:ind w:left="5040" w:hanging="480"/>
-      </w:pPr>
-    </w:lvl>
-    <w:lvl w:ilvl="7">
-      <w:start w:val="12"/>
-      <w:numFmt w:val="decimal"/>
-      <w:lvlText w:val="%8."/>
-      <w:lvlJc w:val="left"/>
-      <w:pPr>
-        <w:ind w:left="5760" w:hanging="480"/>
-      </w:pPr>
-    </w:lvl>
-    <w:lvl w:ilvl="8">
-      <w:start w:val="12"/>
-      <w:numFmt w:val="decimal"/>
-      <w:lvlText w:val="%9."/>
-      <w:lvlJc w:val="left"/>
-      <w:pPr>
-        <w:ind w:left="6480" w:hanging="480"/>
-      </w:pPr>
-    </w:lvl>
-  </w:abstractNum>
-  <w:abstractNum w:abstractNumId="994120">
-    <w:nsid w:val="0A994120"/>
-    <w:multiLevelType w:val="multilevel"/>
-    <w:lvl w:ilvl="0">
-      <w:start w:val="20"/>
-      <w:numFmt w:val="decimal"/>
-      <w:lvlText w:val="%1."/>
-      <w:lvlJc w:val="left"/>
-      <w:pPr>
-        <w:ind w:left="720" w:hanging="480"/>
-      </w:pPr>
-    </w:lvl>
-    <w:lvl w:ilvl="1">
-      <w:start w:val="20"/>
-      <w:numFmt w:val="decimal"/>
-      <w:lvlText w:val="%2."/>
-      <w:lvlJc w:val="left"/>
-      <w:pPr>
-        <w:ind w:left="1440" w:hanging="480"/>
-      </w:pPr>
-    </w:lvl>
-    <w:lvl w:ilvl="2">
-      <w:start w:val="20"/>
-      <w:numFmt w:val="decimal"/>
-      <w:lvlText w:val="%3."/>
-      <w:lvlJc w:val="left"/>
-      <w:pPr>
-        <w:ind w:left="2160" w:hanging="480"/>
-      </w:pPr>
-    </w:lvl>
-    <w:lvl w:ilvl="3">
-      <w:start w:val="20"/>
-      <w:numFmt w:val="decimal"/>
-      <w:lvlText w:val="%4."/>
-      <w:lvlJc w:val="left"/>
-      <w:pPr>
-        <w:ind w:left="2880" w:hanging="480"/>
-      </w:pPr>
-    </w:lvl>
-    <w:lvl w:ilvl="4">
-      <w:start w:val="20"/>
-      <w:numFmt w:val="decimal"/>
-      <w:lvlText w:val="%5."/>
-      <w:lvlJc w:val="left"/>
-      <w:pPr>
-        <w:ind w:left="3600" w:hanging="480"/>
-      </w:pPr>
-    </w:lvl>
-    <w:lvl w:ilvl="5">
-      <w:start w:val="20"/>
-      <w:numFmt w:val="decimal"/>
-      <w:lvlText w:val="%6."/>
-      <w:lvlJc w:val="left"/>
-      <w:pPr>
-        <w:ind w:left="4320" w:hanging="480"/>
-      </w:pPr>
-    </w:lvl>
-    <w:lvl w:ilvl="6">
-      <w:start w:val="20"/>
-      <w:numFmt w:val="decimal"/>
-      <w:lvlText w:val="%7."/>
-      <w:lvlJc w:val="left"/>
-      <w:pPr>
-        <w:ind w:left="5040" w:hanging="480"/>
-      </w:pPr>
-    </w:lvl>
-    <w:lvl w:ilvl="7">
-      <w:start w:val="20"/>
-      <w:numFmt w:val="decimal"/>
-      <w:lvlText w:val="%8."/>
-      <w:lvlJc w:val="left"/>
-      <w:pPr>
-        <w:ind w:left="5760" w:hanging="480"/>
-      </w:pPr>
-    </w:lvl>
-    <w:lvl w:ilvl="8">
-      <w:start w:val="20"/>
-      <w:numFmt w:val="decimal"/>
-      <w:lvlText w:val="%9."/>
-      <w:lvlJc w:val="left"/>
-      <w:pPr>
-        <w:ind w:left="6480" w:hanging="480"/>
-      </w:pPr>
-    </w:lvl>
-  </w:abstractNum>
-  <w:abstractNum w:abstractNumId="994126">
-    <w:nsid w:val="0A994126"/>
-    <w:multiLevelType w:val="multilevel"/>
-    <w:lvl w:ilvl="0">
-      <w:start w:val="26"/>
-      <w:numFmt w:val="decimal"/>
-      <w:lvlText w:val="%1."/>
-      <w:lvlJc w:val="left"/>
-      <w:pPr>
-        <w:ind w:left="720" w:hanging="480"/>
-      </w:pPr>
-    </w:lvl>
-    <w:lvl w:ilvl="1">
-      <w:start w:val="26"/>
-      <w:numFmt w:val="decimal"/>
-      <w:lvlText w:val="%2."/>
-      <w:lvlJc w:val="left"/>
-      <w:pPr>
-        <w:ind w:left="1440" w:hanging="480"/>
-      </w:pPr>
-    </w:lvl>
-    <w:lvl w:ilvl="2">
-      <w:start w:val="26"/>
-      <w:numFmt w:val="decimal"/>
-      <w:lvlText w:val="%3."/>
-      <w:lvlJc w:val="left"/>
-      <w:pPr>
-        <w:ind w:left="2160" w:hanging="480"/>
-      </w:pPr>
-    </w:lvl>
-    <w:lvl w:ilvl="3">
-      <w:start w:val="26"/>
-      <w:numFmt w:val="decimal"/>
-      <w:lvlText w:val="%4."/>
-      <w:lvlJc w:val="left"/>
-      <w:pPr>
-        <w:ind w:left="2880" w:hanging="480"/>
-      </w:pPr>
-    </w:lvl>
-    <w:lvl w:ilvl="4">
-      <w:start w:val="26"/>
-      <w:numFmt w:val="decimal"/>
-      <w:lvlText w:val="%5."/>
-      <w:lvlJc w:val="left"/>
-      <w:pPr>
-        <w:ind w:left="3600" w:hanging="480"/>
-      </w:pPr>
-    </w:lvl>
-    <w:lvl w:ilvl="5">
-      <w:start w:val="26"/>
-      <w:numFmt w:val="decimal"/>
-      <w:lvlText w:val="%6."/>
-      <w:lvlJc w:val="left"/>
-      <w:pPr>
-        <w:ind w:left="4320" w:hanging="480"/>
-      </w:pPr>
-    </w:lvl>
-    <w:lvl w:ilvl="6">
-      <w:start w:val="26"/>
-      <w:numFmt w:val="decimal"/>
-      <w:lvlText w:val="%7."/>
-      <w:lvlJc w:val="left"/>
-      <w:pPr>
-        <w:ind w:left="5040" w:hanging="480"/>
-      </w:pPr>
-    </w:lvl>
-    <w:lvl w:ilvl="7">
-      <w:start w:val="26"/>
-      <w:numFmt w:val="decimal"/>
-      <w:lvlText w:val="%8."/>
-      <w:lvlJc w:val="left"/>
-      <w:pPr>
-        <w:ind w:left="5760" w:hanging="480"/>
-      </w:pPr>
-    </w:lvl>
-    <w:lvl w:ilvl="8">
-      <w:start w:val="26"/>
-      <w:numFmt w:val="decimal"/>
-      <w:lvlText w:val="%9."/>
-      <w:lvlJc w:val="left"/>
-      <w:pPr>
-        <w:ind w:left="6480" w:hanging="480"/>
-      </w:pPr>
-    </w:lvl>
-  </w:abstractNum>
-  <w:abstractNum w:abstractNumId="994131">
-    <w:nsid w:val="0A994131"/>
-    <w:multiLevelType w:val="multilevel"/>
-    <w:lvl w:ilvl="0">
-      <w:start w:val="31"/>
-      <w:numFmt w:val="decimal"/>
-      <w:lvlText w:val="%1."/>
-      <w:lvlJc w:val="left"/>
-      <w:pPr>
-        <w:ind w:left="720" w:hanging="480"/>
-      </w:pPr>
-    </w:lvl>
-    <w:lvl w:ilvl="1">
-      <w:start w:val="31"/>
-      <w:numFmt w:val="decimal"/>
-      <w:lvlText w:val="%2."/>
-      <w:lvlJc w:val="left"/>
-      <w:pPr>
-        <w:ind w:left="1440" w:hanging="480"/>
-      </w:pPr>
-    </w:lvl>
-    <w:lvl w:ilvl="2">
-      <w:start w:val="31"/>
-      <w:numFmt w:val="decimal"/>
-      <w:lvlText w:val="%3."/>
-      <w:lvlJc w:val="left"/>
-      <w:pPr>
-        <w:ind w:left="2160" w:hanging="480"/>
-      </w:pPr>
-    </w:lvl>
-    <w:lvl w:ilvl="3">
-      <w:start w:val="31"/>
-      <w:numFmt w:val="decimal"/>
-      <w:lvlText w:val="%4."/>
-      <w:lvlJc w:val="left"/>
-      <w:pPr>
-        <w:ind w:left="2880" w:hanging="480"/>
-      </w:pPr>
-    </w:lvl>
-    <w:lvl w:ilvl="4">
-      <w:start w:val="31"/>
-      <w:numFmt w:val="decimal"/>
-      <w:lvlText w:val="%5."/>
-      <w:lvlJc w:val="left"/>
-      <w:pPr>
-        <w:ind w:left="3600" w:hanging="480"/>
-      </w:pPr>
-    </w:lvl>
-    <w:lvl w:ilvl="5">
-      <w:start w:val="31"/>
-      <w:numFmt w:val="decimal"/>
-      <w:lvlText w:val="%6."/>
-      <w:lvlJc w:val="left"/>
-      <w:pPr>
-        <w:ind w:left="4320" w:hanging="480"/>
-      </w:pPr>
-    </w:lvl>
-    <w:lvl w:ilvl="6">
-      <w:start w:val="31"/>
-      <w:numFmt w:val="decimal"/>
-      <w:lvlText w:val="%7."/>
-      <w:lvlJc w:val="left"/>
-      <w:pPr>
-        <w:ind w:left="5040" w:hanging="480"/>
-      </w:pPr>
-    </w:lvl>
-    <w:lvl w:ilvl="7">
-      <w:start w:val="31"/>
-      <w:numFmt w:val="decimal"/>
-      <w:lvlText w:val="%8."/>
-      <w:lvlJc w:val="left"/>
-      <w:pPr>
-        <w:ind w:left="5760" w:hanging="480"/>
-      </w:pPr>
-    </w:lvl>
-    <w:lvl w:ilvl="8">
-      <w:start w:val="31"/>
-      <w:numFmt w:val="decimal"/>
-      <w:lvlText w:val="%9."/>
-      <w:lvlJc w:val="left"/>
-      <w:pPr>
-        <w:ind w:left="6480" w:hanging="480"/>
-      </w:pPr>
-    </w:lvl>
-  </w:abstractNum>
-  <w:abstractNum w:abstractNumId="994139">
-    <w:nsid w:val="0A994139"/>
-    <w:multiLevelType w:val="multilevel"/>
-    <w:lvl w:ilvl="0">
-      <w:start w:val="39"/>
-      <w:numFmt w:val="decimal"/>
-      <w:lvlText w:val="%1."/>
-      <w:lvlJc w:val="left"/>
-      <w:pPr>
-        <w:ind w:left="720" w:hanging="480"/>
-      </w:pPr>
-    </w:lvl>
-    <w:lvl w:ilvl="1">
-      <w:start w:val="39"/>
-      <w:numFmt w:val="decimal"/>
-      <w:lvlText w:val="%2."/>
-      <w:lvlJc w:val="left"/>
-      <w:pPr>
-        <w:ind w:left="1440" w:hanging="480"/>
-      </w:pPr>
-    </w:lvl>
-    <w:lvl w:ilvl="2">
-      <w:start w:val="39"/>
-      <w:numFmt w:val="decimal"/>
-      <w:lvlText w:val="%3."/>
-      <w:lvlJc w:val="left"/>
-      <w:pPr>
-        <w:ind w:left="2160" w:hanging="480"/>
-      </w:pPr>
-    </w:lvl>
-    <w:lvl w:ilvl="3">
-      <w:start w:val="39"/>
-      <w:numFmt w:val="decimal"/>
-      <w:lvlText w:val="%4."/>
-      <w:lvlJc w:val="left"/>
-      <w:pPr>
-        <w:ind w:left="2880" w:hanging="480"/>
-      </w:pPr>
-    </w:lvl>
-    <w:lvl w:ilvl="4">
-      <w:start w:val="39"/>
-      <w:numFmt w:val="decimal"/>
-      <w:lvlText w:val="%5."/>
-      <w:lvlJc w:val="left"/>
-      <w:pPr>
-        <w:ind w:left="3600" w:hanging="480"/>
-      </w:pPr>
-    </w:lvl>
-    <w:lvl w:ilvl="5">
-      <w:start w:val="39"/>
-      <w:numFmt w:val="decimal"/>
-      <w:lvlText w:val="%6."/>
-      <w:lvlJc w:val="left"/>
-      <w:pPr>
-        <w:ind w:left="4320" w:hanging="480"/>
-      </w:pPr>
-    </w:lvl>
-    <w:lvl w:ilvl="6">
-      <w:start w:val="39"/>
-      <w:numFmt w:val="decimal"/>
-      <w:lvlText w:val="%7."/>
-      <w:lvlJc w:val="left"/>
-      <w:pPr>
-        <w:ind w:left="5040" w:hanging="480"/>
-      </w:pPr>
-    </w:lvl>
-    <w:lvl w:ilvl="7">
-      <w:start w:val="39"/>
-      <w:numFmt w:val="decimal"/>
-      <w:lvlText w:val="%8."/>
-      <w:lvlJc w:val="left"/>
-      <w:pPr>
-        <w:ind w:left="5760" w:hanging="480"/>
-      </w:pPr>
-    </w:lvl>
-    <w:lvl w:ilvl="8">
-      <w:start w:val="39"/>
-      <w:numFmt w:val="decimal"/>
-      <w:lvlText w:val="%9."/>
-      <w:lvlJc w:val="left"/>
-      <w:pPr>
-        <w:ind w:left="6480" w:hanging="480"/>
-      </w:pPr>
-    </w:lvl>
-  </w:abstractNum>
-  <w:abstractNum w:abstractNumId="994145">
-    <w:nsid w:val="0A994145"/>
-    <w:multiLevelType w:val="multilevel"/>
-    <w:lvl w:ilvl="0">
-      <w:start w:val="45"/>
-      <w:numFmt w:val="decimal"/>
-      <w:lvlText w:val="%1."/>
-      <w:lvlJc w:val="left"/>
-      <w:pPr>
-        <w:ind w:left="720" w:hanging="480"/>
-      </w:pPr>
-    </w:lvl>
-    <w:lvl w:ilvl="1">
-      <w:start w:val="45"/>
-      <w:numFmt w:val="decimal"/>
-      <w:lvlText w:val="%2."/>
-      <w:lvlJc w:val="left"/>
-      <w:pPr>
-        <w:ind w:left="1440" w:hanging="480"/>
-      </w:pPr>
-    </w:lvl>
-    <w:lvl w:ilvl="2">
-      <w:start w:val="45"/>
-      <w:numFmt w:val="decimal"/>
-      <w:lvlText w:val="%3."/>
-      <w:lvlJc w:val="left"/>
-      <w:pPr>
-        <w:ind w:left="2160" w:hanging="480"/>
-      </w:pPr>
-    </w:lvl>
-    <w:lvl w:ilvl="3">
-      <w:start w:val="45"/>
-      <w:numFmt w:val="decimal"/>
-      <w:lvlText w:val="%4."/>
-      <w:lvlJc w:val="left"/>
-      <w:pPr>
-        <w:ind w:left="2880" w:hanging="480"/>
-      </w:pPr>
-    </w:lvl>
-    <w:lvl w:ilvl="4">
-      <w:start w:val="45"/>
-      <w:numFmt w:val="decimal"/>
-      <w:lvlText w:val="%5."/>
-      <w:lvlJc w:val="left"/>
-      <w:pPr>
-        <w:ind w:left="3600" w:hanging="480"/>
-      </w:pPr>
-    </w:lvl>
-    <w:lvl w:ilvl="5">
-      <w:start w:val="45"/>
-      <w:numFmt w:val="decimal"/>
-      <w:lvlText w:val="%6."/>
-      <w:lvlJc w:val="left"/>
-      <w:pPr>
-        <w:ind w:left="4320" w:hanging="480"/>
-      </w:pPr>
-    </w:lvl>
-    <w:lvl w:ilvl="6">
-      <w:start w:val="45"/>
-      <w:numFmt w:val="decimal"/>
-      <w:lvlText w:val="%7."/>
-      <w:lvlJc w:val="left"/>
-      <w:pPr>
-        <w:ind w:left="5040" w:hanging="480"/>
-      </w:pPr>
-    </w:lvl>
-    <w:lvl w:ilvl="7">
-      <w:start w:val="45"/>
-      <w:numFmt w:val="decimal"/>
-      <w:lvlText w:val="%8."/>
-      <w:lvlJc w:val="left"/>
-      <w:pPr>
-        <w:ind w:left="5760" w:hanging="480"/>
-      </w:pPr>
-    </w:lvl>
-    <w:lvl w:ilvl="8">
-      <w:start w:val="45"/>
-      <w:numFmt w:val="decimal"/>
-      <w:lvlText w:val="%9."/>
-      <w:lvlJc w:val="left"/>
-      <w:pPr>
-        <w:ind w:left="6480" w:hanging="480"/>
+        <w:ind w:left="6480" w:hanging="360"/>
       </w:pPr>
     </w:lvl>
   </w:abstractNum>
@@ -12234,123 +10839,123 @@
     </w:lvlOverride>
   </w:num>
   <w:num w:numId="1003">
-    <w:abstractNumId w:val="99414"/>
+    <w:abstractNumId w:val="99411"/>
     <w:lvlOverride w:ilvl="0">
-      <w:startOverride w:val="4"/>
+      <w:startOverride w:val="1"/>
     </w:lvlOverride>
     <w:lvlOverride w:ilvl="1">
-      <w:startOverride w:val="4"/>
+      <w:startOverride w:val="1"/>
     </w:lvlOverride>
     <w:lvlOverride w:ilvl="2">
-      <w:startOverride w:val="4"/>
+      <w:startOverride w:val="1"/>
     </w:lvlOverride>
     <w:lvlOverride w:ilvl="3">
-      <w:startOverride w:val="4"/>
+      <w:startOverride w:val="1"/>
     </w:lvlOverride>
     <w:lvlOverride w:ilvl="4">
-      <w:startOverride w:val="4"/>
+      <w:startOverride w:val="1"/>
     </w:lvlOverride>
     <w:lvlOverride w:ilvl="5">
-      <w:startOverride w:val="4"/>
+      <w:startOverride w:val="1"/>
     </w:lvlOverride>
     <w:lvlOverride w:ilvl="6">
-      <w:startOverride w:val="4"/>
+      <w:startOverride w:val="1"/>
     </w:lvlOverride>
     <w:lvlOverride w:ilvl="7">
-      <w:startOverride w:val="4"/>
+      <w:startOverride w:val="1"/>
     </w:lvlOverride>
     <w:lvlOverride w:ilvl="8">
-      <w:startOverride w:val="4"/>
+      <w:startOverride w:val="1"/>
     </w:lvlOverride>
   </w:num>
   <w:num w:numId="1004">
-    <w:abstractNumId w:val="994112"/>
+    <w:abstractNumId w:val="99411"/>
     <w:lvlOverride w:ilvl="0">
-      <w:startOverride w:val="12"/>
+      <w:startOverride w:val="1"/>
     </w:lvlOverride>
     <w:lvlOverride w:ilvl="1">
-      <w:startOverride w:val="12"/>
+      <w:startOverride w:val="1"/>
     </w:lvlOverride>
     <w:lvlOverride w:ilvl="2">
-      <w:startOverride w:val="12"/>
+      <w:startOverride w:val="1"/>
     </w:lvlOverride>
     <w:lvlOverride w:ilvl="3">
-      <w:startOverride w:val="12"/>
+      <w:startOverride w:val="1"/>
     </w:lvlOverride>
     <w:lvlOverride w:ilvl="4">
-      <w:startOverride w:val="12"/>
+      <w:startOverride w:val="1"/>
     </w:lvlOverride>
     <w:lvlOverride w:ilvl="5">
-      <w:startOverride w:val="12"/>
+      <w:startOverride w:val="1"/>
     </w:lvlOverride>
     <w:lvlOverride w:ilvl="6">
-      <w:startOverride w:val="12"/>
+      <w:startOverride w:val="1"/>
     </w:lvlOverride>
     <w:lvlOverride w:ilvl="7">
-      <w:startOverride w:val="12"/>
+      <w:startOverride w:val="1"/>
     </w:lvlOverride>
     <w:lvlOverride w:ilvl="8">
-      <w:startOverride w:val="12"/>
+      <w:startOverride w:val="1"/>
     </w:lvlOverride>
   </w:num>
   <w:num w:numId="1005">
-    <w:abstractNumId w:val="994120"/>
+    <w:abstractNumId w:val="99411"/>
     <w:lvlOverride w:ilvl="0">
-      <w:startOverride w:val="20"/>
+      <w:startOverride w:val="1"/>
     </w:lvlOverride>
     <w:lvlOverride w:ilvl="1">
-      <w:startOverride w:val="20"/>
+      <w:startOverride w:val="1"/>
     </w:lvlOverride>
     <w:lvlOverride w:ilvl="2">
-      <w:startOverride w:val="20"/>
+      <w:startOverride w:val="1"/>
     </w:lvlOverride>
     <w:lvlOverride w:ilvl="3">
-      <w:startOverride w:val="20"/>
+      <w:startOverride w:val="1"/>
     </w:lvlOverride>
     <w:lvlOverride w:ilvl="4">
-      <w:startOverride w:val="20"/>
+      <w:startOverride w:val="1"/>
     </w:lvlOverride>
     <w:lvlOverride w:ilvl="5">
-      <w:startOverride w:val="20"/>
+      <w:startOverride w:val="1"/>
     </w:lvlOverride>
     <w:lvlOverride w:ilvl="6">
-      <w:startOverride w:val="20"/>
+      <w:startOverride w:val="1"/>
     </w:lvlOverride>
     <w:lvlOverride w:ilvl="7">
-      <w:startOverride w:val="20"/>
+      <w:startOverride w:val="1"/>
     </w:lvlOverride>
     <w:lvlOverride w:ilvl="8">
-      <w:startOverride w:val="20"/>
+      <w:startOverride w:val="1"/>
     </w:lvlOverride>
   </w:num>
   <w:num w:numId="1006">
-    <w:abstractNumId w:val="994126"/>
+    <w:abstractNumId w:val="99411"/>
     <w:lvlOverride w:ilvl="0">
-      <w:startOverride w:val="26"/>
+      <w:startOverride w:val="1"/>
     </w:lvlOverride>
     <w:lvlOverride w:ilvl="1">
-      <w:startOverride w:val="26"/>
+      <w:startOverride w:val="1"/>
     </w:lvlOverride>
     <w:lvlOverride w:ilvl="2">
-      <w:startOverride w:val="26"/>
+      <w:startOverride w:val="1"/>
     </w:lvlOverride>
     <w:lvlOverride w:ilvl="3">
-      <w:startOverride w:val="26"/>
+      <w:startOverride w:val="1"/>
     </w:lvlOverride>
     <w:lvlOverride w:ilvl="4">
-      <w:startOverride w:val="26"/>
+      <w:startOverride w:val="1"/>
     </w:lvlOverride>
     <w:lvlOverride w:ilvl="5">
-      <w:startOverride w:val="26"/>
+      <w:startOverride w:val="1"/>
     </w:lvlOverride>
     <w:lvlOverride w:ilvl="6">
-      <w:startOverride w:val="26"/>
+      <w:startOverride w:val="1"/>
     </w:lvlOverride>
     <w:lvlOverride w:ilvl="7">
-      <w:startOverride w:val="26"/>
+      <w:startOverride w:val="1"/>
     </w:lvlOverride>
     <w:lvlOverride w:ilvl="8">
-      <w:startOverride w:val="26"/>
+      <w:startOverride w:val="1"/>
     </w:lvlOverride>
   </w:num>
   <w:num w:numId="1007">
@@ -12363,93 +10968,93 @@
     <w:abstractNumId w:val="991"/>
   </w:num>
   <w:num w:numId="1010">
-    <w:abstractNumId w:val="994131"/>
+    <w:abstractNumId w:val="99411"/>
     <w:lvlOverride w:ilvl="0">
-      <w:startOverride w:val="31"/>
+      <w:startOverride w:val="1"/>
     </w:lvlOverride>
     <w:lvlOverride w:ilvl="1">
-      <w:startOverride w:val="31"/>
+      <w:startOverride w:val="1"/>
     </w:lvlOverride>
     <w:lvlOverride w:ilvl="2">
-      <w:startOverride w:val="31"/>
+      <w:startOverride w:val="1"/>
     </w:lvlOverride>
     <w:lvlOverride w:ilvl="3">
-      <w:startOverride w:val="31"/>
+      <w:startOverride w:val="1"/>
     </w:lvlOverride>
     <w:lvlOverride w:ilvl="4">
-      <w:startOverride w:val="31"/>
+      <w:startOverride w:val="1"/>
     </w:lvlOverride>
     <w:lvlOverride w:ilvl="5">
-      <w:startOverride w:val="31"/>
+      <w:startOverride w:val="1"/>
     </w:lvlOverride>
     <w:lvlOverride w:ilvl="6">
-      <w:startOverride w:val="31"/>
+      <w:startOverride w:val="1"/>
     </w:lvlOverride>
     <w:lvlOverride w:ilvl="7">
-      <w:startOverride w:val="31"/>
+      <w:startOverride w:val="1"/>
     </w:lvlOverride>
     <w:lvlOverride w:ilvl="8">
-      <w:startOverride w:val="31"/>
+      <w:startOverride w:val="1"/>
     </w:lvlOverride>
   </w:num>
   <w:num w:numId="1011">
-    <w:abstractNumId w:val="994139"/>
+    <w:abstractNumId w:val="99411"/>
     <w:lvlOverride w:ilvl="0">
-      <w:startOverride w:val="39"/>
+      <w:startOverride w:val="1"/>
     </w:lvlOverride>
     <w:lvlOverride w:ilvl="1">
-      <w:startOverride w:val="39"/>
+      <w:startOverride w:val="1"/>
     </w:lvlOverride>
     <w:lvlOverride w:ilvl="2">
-      <w:startOverride w:val="39"/>
+      <w:startOverride w:val="1"/>
     </w:lvlOverride>
     <w:lvlOverride w:ilvl="3">
-      <w:startOverride w:val="39"/>
+      <w:startOverride w:val="1"/>
     </w:lvlOverride>
     <w:lvlOverride w:ilvl="4">
-      <w:startOverride w:val="39"/>
+      <w:startOverride w:val="1"/>
     </w:lvlOverride>
     <w:lvlOverride w:ilvl="5">
-      <w:startOverride w:val="39"/>
+      <w:startOverride w:val="1"/>
     </w:lvlOverride>
     <w:lvlOverride w:ilvl="6">
-      <w:startOverride w:val="39"/>
+      <w:startOverride w:val="1"/>
     </w:lvlOverride>
     <w:lvlOverride w:ilvl="7">
-      <w:startOverride w:val="39"/>
+      <w:startOverride w:val="1"/>
     </w:lvlOverride>
     <w:lvlOverride w:ilvl="8">
-      <w:startOverride w:val="39"/>
+      <w:startOverride w:val="1"/>
     </w:lvlOverride>
   </w:num>
   <w:num w:numId="1012">
-    <w:abstractNumId w:val="994145"/>
+    <w:abstractNumId w:val="99411"/>
     <w:lvlOverride w:ilvl="0">
-      <w:startOverride w:val="45"/>
+      <w:startOverride w:val="1"/>
     </w:lvlOverride>
     <w:lvlOverride w:ilvl="1">
-      <w:startOverride w:val="45"/>
+      <w:startOverride w:val="1"/>
     </w:lvlOverride>
     <w:lvlOverride w:ilvl="2">
-      <w:startOverride w:val="45"/>
+      <w:startOverride w:val="1"/>
     </w:lvlOverride>
     <w:lvlOverride w:ilvl="3">
-      <w:startOverride w:val="45"/>
+      <w:startOverride w:val="1"/>
     </w:lvlOverride>
     <w:lvlOverride w:ilvl="4">
-      <w:startOverride w:val="45"/>
+      <w:startOverride w:val="1"/>
     </w:lvlOverride>
     <w:lvlOverride w:ilvl="5">
-      <w:startOverride w:val="45"/>
+      <w:startOverride w:val="1"/>
     </w:lvlOverride>
     <w:lvlOverride w:ilvl="6">
-      <w:startOverride w:val="45"/>
+      <w:startOverride w:val="1"/>
     </w:lvlOverride>
     <w:lvlOverride w:ilvl="7">
-      <w:startOverride w:val="45"/>
+      <w:startOverride w:val="1"/>
     </w:lvlOverride>
     <w:lvlOverride w:ilvl="8">
-      <w:startOverride w:val="45"/>
+      <w:startOverride w:val="1"/>
     </w:lvlOverride>
   </w:num>
 </w:numbering>
@@ -12504,57 +11109,94 @@
     <w:name w:val="Title"/>
     <w:basedOn w:val="Normal"/>
     <w:next w:val="BodyText"/>
+    <w:link w:val="TitleChar"/>
+    <w:uiPriority w:val="10"/>
     <w:qFormat/>
+    <w:rsid w:val="00A10FD9"/>
     <w:pPr>
-      <w:keepNext/>
-      <w:keepLines/>
-      <w:spacing w:after="240" w:before="480"/>
+      <w:spacing w:after="80" w:line="240" w:lineRule="auto"/>
+      <w:contextualSpacing/>
       <w:jc w:val="center"/>
     </w:pPr>
     <w:rPr>
       <w:rFonts w:asciiTheme="majorHAnsi" w:cstheme="majorBidi" w:eastAsiaTheme="majorEastAsia" w:hAnsiTheme="majorHAnsi"/>
-      <w:b/>
-      <w:bCs/>
-      <w:color w:themeColor="accent1" w:themeShade="B5" w:val="345A8A"/>
-      <w:sz w:val="36"/>
-      <w:szCs w:val="36"/>
+      <w:sz w:val="56"/>
+      <w:szCs w:val="56"/>
+    </w:rPr>
+  </w:style>
+  <w:style w:customStyle="1" w:styleId="TitleChar" w:type="character">
+    <w:name w:val="Title Char"/>
+    <w:basedOn w:val="DefaultParagraphFont"/>
+    <w:link w:val="Title"/>
+    <w:uiPriority w:val="10"/>
+    <w:rsid w:val="00A10FD9"/>
+    <w:rPr>
+      <w:rFonts w:asciiTheme="majorHAnsi" w:cstheme="majorBidi" w:eastAsiaTheme="majorEastAsia" w:hAnsiTheme="majorHAnsi"/>
+      <w:sz w:val="56"/>
+      <w:szCs w:val="56"/>
     </w:rPr>
   </w:style>
   <w:style w:styleId="Subtitle" w:type="paragraph">
     <w:name w:val="Subtitle"/>
     <w:basedOn w:val="Title"/>
     <w:next w:val="BodyText"/>
+    <w:link w:val="SubtitleChar"/>
+    <w:uiPriority w:val="11"/>
     <w:qFormat/>
+    <w:rsid w:val="00A10FD9"/>
     <w:pPr>
-      <w:keepNext/>
-      <w:keepLines/>
-      <w:spacing w:after="240" w:before="240"/>
-      <w:jc w:val="center"/>
+      <w:numPr>
+        <w:ilvl w:val="1"/>
+      </w:numPr>
     </w:pPr>
     <w:rPr>
-      <w:sz w:val="30"/>
-      <w:szCs w:val="30"/>
+      <w:rFonts w:cstheme="majorBidi" w:eastAsiaTheme="majorEastAsia"/>
+      <w:spacing w:val="15"/>
+      <w:sz w:val="28"/>
+      <w:szCs w:val="28"/>
+    </w:rPr>
+  </w:style>
+  <w:style w:customStyle="1" w:styleId="SubtitleChar" w:type="character">
+    <w:name w:val="Subtitle Char"/>
+    <w:basedOn w:val="DefaultParagraphFont"/>
+    <w:link w:val="Subtitle"/>
+    <w:uiPriority w:val="11"/>
+    <w:rsid w:val="00A10FD9"/>
+    <w:rPr>
+      <w:rFonts w:cstheme="majorBidi" w:eastAsiaTheme="majorEastAsia"/>
+      <w:color w:themeColor="text1" w:themeTint="A6" w:val="595959"/>
+      <w:spacing w:val="15"/>
+      <w:sz w:val="28"/>
+      <w:szCs w:val="28"/>
     </w:rPr>
   </w:style>
   <w:style w:customStyle="1" w:styleId="Author" w:type="paragraph">
     <w:name w:val="Author"/>
+    <w:basedOn w:val="Title"/>
     <w:next w:val="BodyText"/>
     <w:qFormat/>
     <w:pPr>
       <w:keepNext/>
       <w:keepLines/>
-      <w:jc w:val="center"/>
     </w:pPr>
+    <w:rPr>
+      <w:sz w:val="24"/>
+      <w:szCs w:val="24"/>
+    </w:rPr>
   </w:style>
   <w:style w:styleId="Date" w:type="paragraph">
     <w:name w:val="Date"/>
+    <w:basedOn w:val="Title"/>
     <w:next w:val="BodyText"/>
     <w:qFormat/>
     <w:pPr>
       <w:keepNext/>
       <w:keepLines/>
-      <w:jc w:val="center"/>
     </w:pPr>
+    <w:rPr>
+      <w:sz w:val="24"/>
+      <w:szCs w:val="24"/>
+    </w:rPr>
   </w:style>
   <w:style w:customStyle="1" w:styleId="AbstractTitle" w:type="paragraph">
     <w:name w:val="Abstract Title"/>
@@ -12569,7 +11211,6 @@
     </w:pPr>
     <w:rPr>
       <w:b/>
-      <w:color w:val="345A8A"/>
       <w:sz w:val="20"/>
       <w:szCs w:val="20"/>
     </w:rPr>
@@ -12598,191 +11239,321 @@
     <w:rPr/>
   </w:style>
   <w:style w:styleId="Heading1" w:type="paragraph">
-    <w:name w:val="Heading 1"/>
+    <w:name w:val="heading 1"/>
     <w:basedOn w:val="Normal"/>
     <w:next w:val="BodyText"/>
+    <w:link w:val="Heading1Char"/>
     <w:uiPriority w:val="9"/>
     <w:qFormat/>
+    <w:rsid w:val="00A10FD9"/>
     <w:pPr>
       <w:keepNext/>
       <w:keepLines/>
-      <w:spacing w:after="0" w:before="480"/>
+      <w:spacing w:after="80" w:before="360"/>
       <w:outlineLvl w:val="0"/>
     </w:pPr>
     <w:rPr>
       <w:rFonts w:asciiTheme="majorHAnsi" w:cstheme="majorBidi" w:eastAsiaTheme="majorEastAsia" w:hAnsiTheme="majorHAnsi"/>
-      <w:b/>
-      <w:bCs/>
-      <w:color w:themeColor="accent1" w:val="4F81BD"/>
+      <w:color w:themeColor="accent1" w:themeShade="BF" w:val="0F4761"/>
+      <w:sz w:val="40"/>
+      <w:szCs w:val="40"/>
+    </w:rPr>
+  </w:style>
+  <w:style w:styleId="Heading2" w:type="paragraph">
+    <w:name w:val="heading 2"/>
+    <w:basedOn w:val="Normal"/>
+    <w:next w:val="BodyText"/>
+    <w:link w:val="Heading2Char"/>
+    <w:uiPriority w:val="9"/>
+    <w:semiHidden/>
+    <w:unhideWhenUsed/>
+    <w:qFormat/>
+    <w:rsid w:val="00A10FD9"/>
+    <w:pPr>
+      <w:keepNext/>
+      <w:keepLines/>
+      <w:spacing w:after="80" w:before="160"/>
+      <w:outlineLvl w:val="1"/>
+    </w:pPr>
+    <w:rPr>
+      <w:rFonts w:asciiTheme="majorHAnsi" w:cstheme="majorBidi" w:eastAsiaTheme="majorEastAsia" w:hAnsiTheme="majorHAnsi"/>
+      <w:color w:themeColor="accent1" w:themeShade="BF" w:val="0F4761"/>
       <w:sz w:val="32"/>
       <w:szCs w:val="32"/>
     </w:rPr>
   </w:style>
-  <w:style w:styleId="Heading2" w:type="paragraph">
-    <w:name w:val="Heading 2"/>
+  <w:style w:styleId="Heading3" w:type="paragraph">
+    <w:name w:val="heading 3"/>
     <w:basedOn w:val="Normal"/>
     <w:next w:val="BodyText"/>
+    <w:link w:val="Heading3Char"/>
     <w:uiPriority w:val="9"/>
+    <w:semiHidden/>
     <w:unhideWhenUsed/>
     <w:qFormat/>
+    <w:rsid w:val="00A10FD9"/>
     <w:pPr>
       <w:keepNext/>
       <w:keepLines/>
-      <w:spacing w:after="0" w:before="200"/>
-      <w:outlineLvl w:val="1"/>
+      <w:spacing w:after="80" w:before="160"/>
+      <w:outlineLvl w:val="2"/>
     </w:pPr>
     <w:rPr>
-      <w:rFonts w:asciiTheme="majorHAnsi" w:cstheme="majorBidi" w:eastAsiaTheme="majorEastAsia" w:hAnsiTheme="majorHAnsi"/>
-      <w:b/>
-      <w:bCs/>
-      <w:color w:themeColor="accent1" w:val="4F81BD"/>
+      <w:rFonts w:cstheme="majorBidi" w:eastAsiaTheme="majorEastAsia"/>
+      <w:color w:themeColor="accent1" w:themeShade="BF" w:val="0F4761"/>
       <w:sz w:val="28"/>
       <w:szCs w:val="28"/>
     </w:rPr>
   </w:style>
-  <w:style w:styleId="Heading3" w:type="paragraph">
-    <w:name w:val="Heading 3"/>
+  <w:style w:styleId="Heading4" w:type="paragraph">
+    <w:name w:val="heading 4"/>
     <w:basedOn w:val="Normal"/>
     <w:next w:val="BodyText"/>
+    <w:link w:val="Heading4Char"/>
     <w:uiPriority w:val="9"/>
+    <w:semiHidden/>
     <w:unhideWhenUsed/>
     <w:qFormat/>
+    <w:rsid w:val="00A10FD9"/>
     <w:pPr>
       <w:keepNext/>
       <w:keepLines/>
-      <w:spacing w:after="0" w:before="200"/>
-      <w:outlineLvl w:val="2"/>
+      <w:spacing w:after="40" w:before="80"/>
+      <w:outlineLvl w:val="3"/>
     </w:pPr>
     <w:rPr>
-      <w:rFonts w:asciiTheme="majorHAnsi" w:cstheme="majorBidi" w:eastAsiaTheme="majorEastAsia" w:hAnsiTheme="majorHAnsi"/>
-      <w:b/>
-      <w:bCs/>
-      <w:color w:themeColor="accent1" w:val="4F81BD"/>
-      <w:sz w:val="24"/>
-      <w:szCs w:val="24"/>
+      <w:rFonts w:cstheme="majorBidi" w:eastAsiaTheme="majorEastAsia"/>
+      <w:i/>
+      <w:iCs/>
+      <w:color w:themeColor="accent1" w:themeShade="BF" w:val="0F4761"/>
     </w:rPr>
   </w:style>
-  <w:style w:styleId="Heading4" w:type="paragraph">
-    <w:name w:val="Heading 4"/>
+  <w:style w:styleId="Heading5" w:type="paragraph">
+    <w:name w:val="heading 5"/>
     <w:basedOn w:val="Normal"/>
     <w:next w:val="BodyText"/>
+    <w:link w:val="Heading5Char"/>
     <w:uiPriority w:val="9"/>
+    <w:semiHidden/>
     <w:unhideWhenUsed/>
     <w:qFormat/>
+    <w:rsid w:val="00A10FD9"/>
     <w:pPr>
       <w:keepNext/>
       <w:keepLines/>
-      <w:spacing w:after="0" w:before="200"/>
-      <w:outlineLvl w:val="3"/>
+      <w:spacing w:after="40" w:before="80"/>
+      <w:outlineLvl w:val="4"/>
     </w:pPr>
     <w:rPr>
-      <w:rFonts w:asciiTheme="majorHAnsi" w:cstheme="majorBidi" w:eastAsiaTheme="majorEastAsia" w:hAnsiTheme="majorHAnsi"/>
-      <w:bCs/>
-      <w:i/>
-      <w:color w:themeColor="accent1" w:val="4F81BD"/>
-      <w:sz w:val="24"/>
-      <w:szCs w:val="24"/>
+      <w:rFonts w:cstheme="majorBidi" w:eastAsiaTheme="majorEastAsia"/>
+      <w:color w:themeColor="accent1" w:themeShade="BF" w:val="0F4761"/>
     </w:rPr>
   </w:style>
-  <w:style w:styleId="Heading5" w:type="paragraph">
-    <w:name w:val="Heading 5"/>
+  <w:style w:styleId="Heading6" w:type="paragraph">
+    <w:name w:val="heading 6"/>
     <w:basedOn w:val="Normal"/>
     <w:next w:val="BodyText"/>
+    <w:link w:val="Heading6Char"/>
     <w:uiPriority w:val="9"/>
+    <w:semiHidden/>
     <w:unhideWhenUsed/>
     <w:qFormat/>
+    <w:rsid w:val="00A10FD9"/>
     <w:pPr>
       <w:keepNext/>
       <w:keepLines/>
-      <w:spacing w:after="0" w:before="200"/>
-      <w:outlineLvl w:val="4"/>
+      <w:spacing w:after="0" w:before="40"/>
+      <w:outlineLvl w:val="5"/>
     </w:pPr>
     <w:rPr>
-      <w:rFonts w:asciiTheme="majorHAnsi" w:cstheme="majorBidi" w:eastAsiaTheme="majorEastAsia" w:hAnsiTheme="majorHAnsi"/>
+      <w:rFonts w:cstheme="majorBidi" w:eastAsiaTheme="majorEastAsia"/>
+      <w:i/>
       <w:iCs/>
-      <w:color w:themeColor="accent1" w:val="4F81BD"/>
-      <w:sz w:val="24"/>
-      <w:szCs w:val="24"/>
+      <w:color w:themeColor="text1" w:themeTint="A6" w:val="595959"/>
     </w:rPr>
   </w:style>
-  <w:style w:styleId="Heading6" w:type="paragraph">
-    <w:name w:val="Heading 6"/>
+  <w:style w:styleId="Heading7" w:type="paragraph">
+    <w:name w:val="heading 7"/>
     <w:basedOn w:val="Normal"/>
     <w:next w:val="BodyText"/>
+    <w:link w:val="Heading7Char"/>
     <w:uiPriority w:val="9"/>
+    <w:semiHidden/>
     <w:unhideWhenUsed/>
     <w:qFormat/>
+    <w:rsid w:val="00A10FD9"/>
     <w:pPr>
       <w:keepNext/>
       <w:keepLines/>
-      <w:spacing w:after="0" w:before="200"/>
-      <w:outlineLvl w:val="5"/>
+      <w:spacing w:after="0" w:before="40"/>
+      <w:outlineLvl w:val="6"/>
     </w:pPr>
     <w:rPr>
-      <w:rFonts w:asciiTheme="majorHAnsi" w:cstheme="majorBidi" w:eastAsiaTheme="majorEastAsia" w:hAnsiTheme="majorHAnsi"/>
-      <w:color w:themeColor="accent1" w:val="4F81BD"/>
-      <w:sz w:val="24"/>
-      <w:szCs w:val="24"/>
+      <w:rFonts w:cstheme="majorBidi" w:eastAsiaTheme="majorEastAsia"/>
+      <w:color w:themeColor="text1" w:themeTint="A6" w:val="595959"/>
     </w:rPr>
   </w:style>
-  <w:style w:styleId="Heading7" w:type="paragraph">
-    <w:name w:val="Heading 7"/>
+  <w:style w:styleId="Heading8" w:type="paragraph">
+    <w:name w:val="heading 8"/>
     <w:basedOn w:val="Normal"/>
     <w:next w:val="BodyText"/>
+    <w:link w:val="Heading8Char"/>
     <w:uiPriority w:val="9"/>
+    <w:semiHidden/>
     <w:unhideWhenUsed/>
     <w:qFormat/>
+    <w:rsid w:val="00A10FD9"/>
     <w:pPr>
       <w:keepNext/>
       <w:keepLines/>
-      <w:spacing w:after="0" w:before="200"/>
-      <w:outlineLvl w:val="6"/>
+      <w:spacing w:after="0"/>
+      <w:outlineLvl w:val="7"/>
     </w:pPr>
     <w:rPr>
-      <w:rFonts w:asciiTheme="majorHAnsi" w:cstheme="majorBidi" w:eastAsiaTheme="majorEastAsia" w:hAnsiTheme="majorHAnsi"/>
-      <w:color w:themeColor="accent1" w:val="4F81BD"/>
-      <w:sz w:val="24"/>
-      <w:szCs w:val="24"/>
+      <w:rFonts w:cstheme="majorBidi" w:eastAsiaTheme="majorEastAsia"/>
+      <w:i/>
+      <w:iCs/>
+      <w:color w:themeColor="text1" w:themeTint="D8" w:val="272727"/>
     </w:rPr>
   </w:style>
-  <w:style w:styleId="Heading8" w:type="paragraph">
-    <w:name w:val="Heading 8"/>
+  <w:style w:styleId="Heading9" w:type="paragraph">
+    <w:name w:val="heading 9"/>
     <w:basedOn w:val="Normal"/>
     <w:next w:val="BodyText"/>
+    <w:link w:val="Heading9Char"/>
     <w:uiPriority w:val="9"/>
+    <w:semiHidden/>
     <w:unhideWhenUsed/>
     <w:qFormat/>
+    <w:rsid w:val="00A10FD9"/>
     <w:pPr>
       <w:keepNext/>
       <w:keepLines/>
-      <w:spacing w:after="0" w:before="200"/>
-      <w:outlineLvl w:val="7"/>
-    </w:pPr>
-    <w:rPr>
-      <w:rFonts w:asciiTheme="majorHAnsi" w:cstheme="majorBidi" w:eastAsiaTheme="majorEastAsia" w:hAnsiTheme="majorHAnsi"/>
-      <w:color w:themeColor="accent1" w:val="4F81BD"/>
-      <w:sz w:val="24"/>
-      <w:szCs w:val="24"/>
-    </w:rPr>
-  </w:style>
-  <w:style w:styleId="Heading9" w:type="paragraph">
-    <w:name w:val="Heading 9"/>
-    <w:basedOn w:val="Normal"/>
-    <w:next w:val="BodyText"/>
-    <w:uiPriority w:val="9"/>
-    <w:unhideWhenUsed/>
-    <w:qFormat/>
-    <w:pPr>
-      <w:keepNext/>
-      <w:keepLines/>
-      <w:spacing w:after="0" w:before="200"/>
+      <w:spacing w:after="0"/>
       <w:outlineLvl w:val="8"/>
     </w:pPr>
     <w:rPr>
+      <w:rFonts w:cstheme="majorBidi" w:eastAsiaTheme="majorEastAsia"/>
+      <w:color w:themeColor="text1" w:themeTint="D8" w:val="272727"/>
+    </w:rPr>
+  </w:style>
+  <w:style w:customStyle="1" w:styleId="Heading1Char" w:type="character">
+    <w:name w:val="Heading 1 Char"/>
+    <w:basedOn w:val="DefaultParagraphFont"/>
+    <w:link w:val="Heading1"/>
+    <w:uiPriority w:val="9"/>
+    <w:rsid w:val="00A10FD9"/>
+    <w:rPr>
       <w:rFonts w:asciiTheme="majorHAnsi" w:cstheme="majorBidi" w:eastAsiaTheme="majorEastAsia" w:hAnsiTheme="majorHAnsi"/>
-      <w:color w:themeColor="accent1" w:val="4F81BD"/>
-      <w:sz w:val="24"/>
-      <w:szCs w:val="24"/>
+      <w:color w:themeColor="accent1" w:themeShade="BF" w:val="0F4761"/>
+      <w:sz w:val="40"/>
+      <w:szCs w:val="40"/>
+    </w:rPr>
+  </w:style>
+  <w:style w:customStyle="1" w:styleId="Heading2Char" w:type="character">
+    <w:name w:val="Heading 2 Char"/>
+    <w:basedOn w:val="DefaultParagraphFont"/>
+    <w:link w:val="Heading2"/>
+    <w:uiPriority w:val="9"/>
+    <w:semiHidden/>
+    <w:rsid w:val="00A10FD9"/>
+    <w:rPr>
+      <w:rFonts w:asciiTheme="majorHAnsi" w:cstheme="majorBidi" w:eastAsiaTheme="majorEastAsia" w:hAnsiTheme="majorHAnsi"/>
+      <w:color w:themeColor="accent1" w:themeShade="BF" w:val="0F4761"/>
+      <w:sz w:val="32"/>
+      <w:szCs w:val="32"/>
+    </w:rPr>
+  </w:style>
+  <w:style w:customStyle="1" w:styleId="Heading3Char" w:type="character">
+    <w:name w:val="Heading 3 Char"/>
+    <w:basedOn w:val="DefaultParagraphFont"/>
+    <w:link w:val="Heading3"/>
+    <w:uiPriority w:val="9"/>
+    <w:semiHidden/>
+    <w:rsid w:val="00A10FD9"/>
+    <w:rPr>
+      <w:rFonts w:cstheme="majorBidi" w:eastAsiaTheme="majorEastAsia"/>
+      <w:color w:themeColor="accent1" w:themeShade="BF" w:val="0F4761"/>
+      <w:sz w:val="28"/>
+      <w:szCs w:val="28"/>
+    </w:rPr>
+  </w:style>
+  <w:style w:customStyle="1" w:styleId="Heading4Char" w:type="character">
+    <w:name w:val="Heading 4 Char"/>
+    <w:basedOn w:val="DefaultParagraphFont"/>
+    <w:link w:val="Heading4"/>
+    <w:uiPriority w:val="9"/>
+    <w:semiHidden/>
+    <w:rsid w:val="00A10FD9"/>
+    <w:rPr>
+      <w:rFonts w:cstheme="majorBidi" w:eastAsiaTheme="majorEastAsia"/>
+      <w:i/>
+      <w:iCs/>
+      <w:color w:themeColor="accent1" w:themeShade="BF" w:val="0F4761"/>
+    </w:rPr>
+  </w:style>
+  <w:style w:customStyle="1" w:styleId="Heading5Char" w:type="character">
+    <w:name w:val="Heading 5 Char"/>
+    <w:basedOn w:val="DefaultParagraphFont"/>
+    <w:link w:val="Heading5"/>
+    <w:uiPriority w:val="9"/>
+    <w:semiHidden/>
+    <w:rsid w:val="00A10FD9"/>
+    <w:rPr>
+      <w:rFonts w:cstheme="majorBidi" w:eastAsiaTheme="majorEastAsia"/>
+      <w:color w:themeColor="accent1" w:themeShade="BF" w:val="0F4761"/>
+    </w:rPr>
+  </w:style>
+  <w:style w:customStyle="1" w:styleId="Heading6Char" w:type="character">
+    <w:name w:val="Heading 6 Char"/>
+    <w:basedOn w:val="DefaultParagraphFont"/>
+    <w:link w:val="Heading6"/>
+    <w:uiPriority w:val="9"/>
+    <w:semiHidden/>
+    <w:rsid w:val="00A10FD9"/>
+    <w:rPr>
+      <w:rFonts w:cstheme="majorBidi" w:eastAsiaTheme="majorEastAsia"/>
+      <w:i/>
+      <w:iCs/>
+      <w:color w:themeColor="text1" w:themeTint="A6" w:val="595959"/>
+    </w:rPr>
+  </w:style>
+  <w:style w:customStyle="1" w:styleId="Heading7Char" w:type="character">
+    <w:name w:val="Heading 7 Char"/>
+    <w:basedOn w:val="DefaultParagraphFont"/>
+    <w:link w:val="Heading7"/>
+    <w:uiPriority w:val="9"/>
+    <w:semiHidden/>
+    <w:rsid w:val="00A10FD9"/>
+    <w:rPr>
+      <w:rFonts w:cstheme="majorBidi" w:eastAsiaTheme="majorEastAsia"/>
+      <w:color w:themeColor="text1" w:themeTint="A6" w:val="595959"/>
+    </w:rPr>
+  </w:style>
+  <w:style w:customStyle="1" w:styleId="Heading8Char" w:type="character">
+    <w:name w:val="Heading 8 Char"/>
+    <w:basedOn w:val="DefaultParagraphFont"/>
+    <w:link w:val="Heading8"/>
+    <w:uiPriority w:val="9"/>
+    <w:semiHidden/>
+    <w:rsid w:val="00A10FD9"/>
+    <w:rPr>
+      <w:rFonts w:cstheme="majorBidi" w:eastAsiaTheme="majorEastAsia"/>
+      <w:i/>
+      <w:iCs/>
+      <w:color w:themeColor="text1" w:themeTint="D8" w:val="272727"/>
+    </w:rPr>
+  </w:style>
+  <w:style w:customStyle="1" w:styleId="Heading9Char" w:type="character">
+    <w:name w:val="Heading 9 Char"/>
+    <w:basedOn w:val="DefaultParagraphFont"/>
+    <w:link w:val="Heading9"/>
+    <w:uiPriority w:val="9"/>
+    <w:semiHidden/>
+    <w:rsid w:val="00A10FD9"/>
+    <w:rPr>
+      <w:rFonts w:cstheme="majorBidi" w:eastAsiaTheme="majorEastAsia"/>
+      <w:color w:themeColor="text1" w:themeTint="D8" w:val="272727"/>
     </w:rPr>
   </w:style>
   <w:style w:styleId="BlockText" w:type="paragraph">
@@ -12807,8 +11578,8 @@
   </w:style>
   <w:style w:styleId="FootnoteBlockText" w:type="paragraph">
     <w:name w:val="Footnote Block Text"/>
-    <w:basedOn w:val="Footnote Text"/>
-    <w:next w:val="Footnote Text"/>
+    <w:basedOn w:val="FootnoteText"/>
+    <w:next w:val="FootnoteText"/>
     <w:uiPriority w:val="9"/>
     <w:unhideWhenUsed/>
     <w:qFormat/>
@@ -13200,44 +11971,44 @@
         <a:sysClr val="window" lastClr="FFFFFF"/>
       </a:lt1>
       <a:dk2>
-        <a:srgbClr val="1F497D"/>
+        <a:srgbClr val="0E2841"/>
       </a:dk2>
       <a:lt2>
-        <a:srgbClr val="EEECE1"/>
+        <a:srgbClr val="E8E8E8"/>
       </a:lt2>
       <a:accent1>
-        <a:srgbClr val="4F81BD"/>
+        <a:srgbClr val="156082"/>
       </a:accent1>
       <a:accent2>
-        <a:srgbClr val="C0504D"/>
+        <a:srgbClr val="E97132"/>
       </a:accent2>
       <a:accent3>
-        <a:srgbClr val="9BBB59"/>
+        <a:srgbClr val="196B24"/>
       </a:accent3>
       <a:accent4>
-        <a:srgbClr val="8064A2"/>
+        <a:srgbClr val="0F9ED5"/>
       </a:accent4>
       <a:accent5>
-        <a:srgbClr val="4BACC6"/>
+        <a:srgbClr val="A02B93"/>
       </a:accent5>
       <a:accent6>
-        <a:srgbClr val="F79646"/>
+        <a:srgbClr val="4EA72E"/>
       </a:accent6>
       <a:hlink>
-        <a:srgbClr val="0000FF"/>
+        <a:srgbClr val="467886"/>
       </a:hlink>
       <a:folHlink>
-        <a:srgbClr val="800080"/>
+        <a:srgbClr val="96607D"/>
       </a:folHlink>
     </a:clrScheme>
     <a:fontScheme name="Office">
       <a:majorFont>
-        <a:latin typeface="Calibri"/>
+        <a:latin typeface="Aptos Display" panose="02110004020202020204"/>
         <a:ea typeface=""/>
         <a:cs typeface=""/>
-        <a:font script="Jpan" typeface="ＭＳ ゴシック"/>
+        <a:font script="Jpan" typeface="游ゴシック Light"/>
         <a:font script="Hang" typeface="맑은 고딕"/>
-        <a:font script="Hans" typeface="宋体"/>
+        <a:font script="Hans" typeface="等线 Light"/>
         <a:font script="Hant" typeface="新細明體"/>
         <a:font script="Arab" typeface="Times New Roman"/>
         <a:font script="Hebr" typeface="Times New Roman"/>
@@ -13264,14 +12035,32 @@
         <a:font script="Mong" typeface="Mongolian Baiti"/>
         <a:font script="Viet" typeface="Times New Roman"/>
         <a:font script="Uigh" typeface="Microsoft Uighur"/>
+        <a:font script="Geor" typeface="Sylfaen"/>
+        <a:font script="Armn" typeface="Arial"/>
+        <a:font script="Bugi" typeface="Leelawadee UI"/>
+        <a:font script="Bopo" typeface="Microsoft JhengHei"/>
+        <a:font script="Java" typeface="Javanese Text"/>
+        <a:font script="Lisu" typeface="Segoe UI"/>
+        <a:font script="Mymr" typeface="Myanmar Text"/>
+        <a:font script="Nkoo" typeface="Ebrima"/>
+        <a:font script="Olck" typeface="Nirmala UI"/>
+        <a:font script="Osma" typeface="Ebrima"/>
+        <a:font script="Phag" typeface="Phagspa"/>
+        <a:font script="Syrn" typeface="Estrangelo Edessa"/>
+        <a:font script="Syrj" typeface="Estrangelo Edessa"/>
+        <a:font script="Syre" typeface="Estrangelo Edessa"/>
+        <a:font script="Sora" typeface="Nirmala UI"/>
+        <a:font script="Tale" typeface="Microsoft Tai Le"/>
+        <a:font script="Talu" typeface="Microsoft New Tai Lue"/>
+        <a:font script="Tfng" typeface="Ebrima"/>
       </a:majorFont>
       <a:minorFont>
-        <a:latin typeface="Cambria"/>
+        <a:latin typeface="Aptos" panose="02110004020202020204"/>
         <a:ea typeface=""/>
         <a:cs typeface=""/>
-        <a:font script="Jpan" typeface="ＭＳ 明朝"/>
+        <a:font script="Jpan" typeface="游明朝"/>
         <a:font script="Hang" typeface="맑은 고딕"/>
-        <a:font script="Hans" typeface="宋体"/>
+        <a:font script="Hans" typeface="等线"/>
         <a:font script="Hant" typeface="新細明體"/>
         <a:font script="Arab" typeface="Arial"/>
         <a:font script="Hebr" typeface="Arial"/>
@@ -13298,6 +12087,24 @@
         <a:font script="Mong" typeface="Mongolian Baiti"/>
         <a:font script="Viet" typeface="Arial"/>
         <a:font script="Uigh" typeface="Microsoft Uighur"/>
+        <a:font script="Geor" typeface="Sylfaen"/>
+        <a:font script="Armn" typeface="Arial"/>
+        <a:font script="Bugi" typeface="Leelawadee UI"/>
+        <a:font script="Bopo" typeface="Microsoft JhengHei"/>
+        <a:font script="Java" typeface="Javanese Text"/>
+        <a:font script="Lisu" typeface="Segoe UI"/>
+        <a:font script="Mymr" typeface="Myanmar Text"/>
+        <a:font script="Nkoo" typeface="Ebrima"/>
+        <a:font script="Olck" typeface="Nirmala UI"/>
+        <a:font script="Osma" typeface="Ebrima"/>
+        <a:font script="Phag" typeface="Phagspa"/>
+        <a:font script="Syrn" typeface="Estrangelo Edessa"/>
+        <a:font script="Syrj" typeface="Estrangelo Edessa"/>
+        <a:font script="Syre" typeface="Estrangelo Edessa"/>
+        <a:font script="Sora" typeface="Nirmala UI"/>
+        <a:font script="Tale" typeface="Microsoft Tai Le"/>
+        <a:font script="Talu" typeface="Microsoft New Tai Lue"/>
+        <a:font script="Tfng" typeface="Ebrima"/>
       </a:minorFont>
     </a:fontScheme>
     <a:fmtScheme name="Office">
@@ -13309,200 +12116,141 @@
           <a:gsLst>
             <a:gs pos="0">
               <a:schemeClr val="phClr">
-                <a:tint val="50000"/>
-                <a:satMod val="300000"/>
+                <a:lumMod val="110000"/>
+                <a:satMod val="105000"/>
+                <a:tint val="67000"/>
               </a:schemeClr>
             </a:gs>
-            <a:gs pos="35000">
+            <a:gs pos="50000">
               <a:schemeClr val="phClr">
-                <a:tint val="37000"/>
-                <a:satMod val="300000"/>
+                <a:lumMod val="105000"/>
+                <a:satMod val="103000"/>
+                <a:tint val="73000"/>
               </a:schemeClr>
             </a:gs>
             <a:gs pos="100000">
               <a:schemeClr val="phClr">
-                <a:tint val="15000"/>
-                <a:satMod val="350000"/>
+                <a:lumMod val="105000"/>
+                <a:satMod val="109000"/>
+                <a:tint val="81000"/>
               </a:schemeClr>
             </a:gs>
           </a:gsLst>
-          <a:lin ang="16200000" scaled="1"/>
+          <a:lin ang="5400000" scaled="0"/>
         </a:gradFill>
         <a:gradFill rotWithShape="1">
           <a:gsLst>
             <a:gs pos="0">
               <a:schemeClr val="phClr">
-                <a:tint val="100000"/>
+                <a:satMod val="103000"/>
+                <a:lumMod val="102000"/>
+                <a:tint val="94000"/>
+              </a:schemeClr>
+            </a:gs>
+            <a:gs pos="50000">
+              <a:schemeClr val="phClr">
+                <a:satMod val="110000"/>
+                <a:lumMod val="100000"/>
                 <a:shade val="100000"/>
-                <a:satMod val="130000"/>
               </a:schemeClr>
             </a:gs>
             <a:gs pos="100000">
               <a:schemeClr val="phClr">
-                <a:tint val="50000"/>
-                <a:shade val="100000"/>
-                <a:satMod val="350000"/>
+                <a:lumMod val="99000"/>
+                <a:satMod val="120000"/>
+                <a:shade val="78000"/>
               </a:schemeClr>
             </a:gs>
           </a:gsLst>
-          <a:lin ang="16200000" scaled="0"/>
+          <a:lin ang="5400000" scaled="0"/>
         </a:gradFill>
       </a:fillStyleLst>
       <a:lnStyleLst>
-        <a:ln w="9525" cap="flat" cmpd="sng" algn="ctr">
-          <a:solidFill>
-            <a:schemeClr val="phClr">
-              <a:shade val="95000"/>
-              <a:satMod val="105000"/>
-            </a:schemeClr>
-          </a:solidFill>
-          <a:prstDash val="solid"/>
-        </a:ln>
-        <a:ln w="25400" cap="flat" cmpd="sng" algn="ctr">
+        <a:ln w="6350" cap="flat" cmpd="sng" algn="ctr">
           <a:solidFill>
             <a:schemeClr val="phClr"/>
           </a:solidFill>
           <a:prstDash val="solid"/>
+          <a:miter lim="800000"/>
         </a:ln>
-        <a:ln w="38100" cap="flat" cmpd="sng" algn="ctr">
+        <a:ln w="12700" cap="flat" cmpd="sng" algn="ctr">
           <a:solidFill>
             <a:schemeClr val="phClr"/>
           </a:solidFill>
           <a:prstDash val="solid"/>
+          <a:miter lim="800000"/>
+        </a:ln>
+        <a:ln w="19050" cap="flat" cmpd="sng" algn="ctr">
+          <a:solidFill>
+            <a:schemeClr val="phClr"/>
+          </a:solidFill>
+          <a:prstDash val="solid"/>
+          <a:miter lim="800000"/>
         </a:ln>
       </a:lnStyleLst>
       <a:effectStyleLst>
         <a:effectStyle>
+          <a:effectLst/>
+        </a:effectStyle>
+        <a:effectStyle>
+          <a:effectLst/>
+        </a:effectStyle>
+        <a:effectStyle>
           <a:effectLst>
-            <a:outerShdw blurRad="40000" dist="20000" dir="5400000" rotWithShape="0">
+            <a:outerShdw blurRad="57150" dist="19050" dir="5400000" algn="ctr" rotWithShape="0">
               <a:srgbClr val="000000">
-                <a:alpha val="38000"/>
+                <a:alpha val="63000"/>
               </a:srgbClr>
             </a:outerShdw>
           </a:effectLst>
-        </a:effectStyle>
-        <a:effectStyle>
-          <a:effectLst>
-            <a:outerShdw blurRad="40000" dist="23000" dir="5400000" rotWithShape="0">
-              <a:srgbClr val="000000">
-                <a:alpha val="35000"/>
-              </a:srgbClr>
-            </a:outerShdw>
-          </a:effectLst>
-        </a:effectStyle>
-        <a:effectStyle>
-          <a:effectLst>
-            <a:outerShdw blurRad="40000" dist="23000" dir="5400000" rotWithShape="0">
-              <a:srgbClr val="000000">
-                <a:alpha val="35000"/>
-              </a:srgbClr>
-            </a:outerShdw>
-          </a:effectLst>
-          <a:scene3d>
-            <a:camera prst="orthographicFront">
-              <a:rot lat="0" lon="0" rev="0"/>
-            </a:camera>
-            <a:lightRig rig="threePt" dir="t">
-              <a:rot lat="0" lon="0" rev="1200000"/>
-            </a:lightRig>
-          </a:scene3d>
-          <a:sp3d>
-            <a:bevelT w="63500" h="25400"/>
-          </a:sp3d>
         </a:effectStyle>
       </a:effectStyleLst>
       <a:bgFillStyleLst>
         <a:solidFill>
           <a:schemeClr val="phClr"/>
         </a:solidFill>
+        <a:solidFill>
+          <a:schemeClr val="phClr">
+            <a:tint val="95000"/>
+            <a:satMod val="170000"/>
+          </a:schemeClr>
+        </a:solidFill>
         <a:gradFill rotWithShape="1">
           <a:gsLst>
             <a:gs pos="0">
               <a:schemeClr val="phClr">
-                <a:tint val="40000"/>
-                <a:satMod val="350000"/>
+                <a:tint val="93000"/>
+                <a:satMod val="150000"/>
+                <a:shade val="98000"/>
+                <a:lumMod val="102000"/>
               </a:schemeClr>
             </a:gs>
-            <a:gs pos="40000">
+            <a:gs pos="50000">
               <a:schemeClr val="phClr">
-                <a:tint val="45000"/>
-                <a:shade val="99000"/>
-                <a:satMod val="350000"/>
+                <a:tint val="98000"/>
+                <a:satMod val="130000"/>
+                <a:shade val="90000"/>
+                <a:lumMod val="103000"/>
               </a:schemeClr>
             </a:gs>
             <a:gs pos="100000">
               <a:schemeClr val="phClr">
-                <a:shade val="20000"/>
-                <a:satMod val="255000"/>
+                <a:shade val="63000"/>
+                <a:satMod val="120000"/>
               </a:schemeClr>
             </a:gs>
           </a:gsLst>
-          <a:path path="circle">
-            <a:fillToRect l="50000" t="-80000" r="50000" b="180000"/>
-          </a:path>
-        </a:gradFill>
-        <a:gradFill rotWithShape="1">
-          <a:gsLst>
-            <a:gs pos="0">
-              <a:schemeClr val="phClr">
-                <a:tint val="80000"/>
-                <a:satMod val="300000"/>
-              </a:schemeClr>
-            </a:gs>
-            <a:gs pos="100000">
-              <a:schemeClr val="phClr">
-                <a:shade val="30000"/>
-                <a:satMod val="200000"/>
-              </a:schemeClr>
-            </a:gs>
-          </a:gsLst>
-          <a:path path="circle">
-            <a:fillToRect l="50000" t="50000" r="50000" b="50000"/>
-          </a:path>
+          <a:lin ang="5400000" scaled="0"/>
         </a:gradFill>
       </a:bgFillStyleLst>
     </a:fmtScheme>
   </a:themeElements>
-  <a:objectDefaults>
-    <a:spDef>
-      <a:spPr/>
-      <a:bodyPr/>
-      <a:lstStyle/>
-      <a:style>
-        <a:lnRef idx="1">
-          <a:schemeClr val="accent1"/>
-        </a:lnRef>
-        <a:fillRef idx="3">
-          <a:schemeClr val="accent1"/>
-        </a:fillRef>
-        <a:effectRef idx="2">
-          <a:schemeClr val="accent1"/>
-        </a:effectRef>
-        <a:fontRef idx="minor">
-          <a:schemeClr val="lt1"/>
-        </a:fontRef>
-      </a:style>
-    </a:spDef>
-    <a:lnDef>
-      <a:spPr/>
-      <a:bodyPr/>
-      <a:lstStyle/>
-      <a:style>
-        <a:lnRef idx="2">
-          <a:schemeClr val="accent1"/>
-        </a:lnRef>
-        <a:fillRef idx="0">
-          <a:schemeClr val="accent1"/>
-        </a:fillRef>
-        <a:effectRef idx="1">
-          <a:schemeClr val="accent1"/>
-        </a:effectRef>
-        <a:fontRef idx="minor">
-          <a:schemeClr val="tx1"/>
-        </a:fontRef>
-      </a:style>
-    </a:lnDef>
-  </a:objectDefaults>
+  <a:objectDefaults/>
   <a:extraClrSchemeLst/>
+  <a:extLst>
+    <a:ext uri="{05A4C25C-085E-4340-85A3-A5531E510DB2}">
+      <thm15:themeFamily xmlns:thm15="http://schemas.microsoft.com/office/thememl/2012/main" name="Office Theme" id="{2E142A2C-CD16-42D6-873A-C26D2A0506FA}" vid="{1BDDFF52-6CD6-40A5-AB3C-68EB2F1E4D0A}"/>
+    </a:ext>
+  </a:extLst>
 </a:theme>
 </file>